--- a/sporsmalsbank/ut/Spørsmålsbank_samfunnskunnskap.docx
+++ b/sporsmalsbank/ut/Spørsmålsbank_samfunnskunnskap.docx
@@ -195,7 +195,7 @@
         <w:ind w:left="420"/>
       </w:pPr>
       <w:r>
-        <w:t xml:space="preserve">Å lære alt utenat fra nettsider</w:t>
+        <w:t xml:space="preserve">Å lese mye og lære alt utenat fra nettsider</w:t>
       </w:r>
     </w:p>
     <w:p>
@@ -357,7 +357,7 @@
         <w:ind w:left="420"/>
       </w:pPr>
       <w:r>
-        <w:t xml:space="preserve">Gratis plass til alle søsknene deres</w:t>
+        <w:t xml:space="preserve">Gratis plass til søsknene deres</w:t>
       </w:r>
     </w:p>
     <w:p>
@@ -400,7 +400,7 @@
         <w:ind w:left="420"/>
       </w:pPr>
       <w:r>
-        <w:t xml:space="preserve">Å få alle møter på morsmålet</w:t>
+        <w:t xml:space="preserve">Å få møtet holdt på morsmålet</w:t>
       </w:r>
     </w:p>
     <w:p>
@@ -582,7 +582,7 @@
         <w:ind w:left="420"/>
       </w:pPr>
       <w:r>
-        <w:t xml:space="preserve">Foreldrene bestemmer alle aktivitetene</w:t>
+        <w:t xml:space="preserve">Foreldrene lager planen for hver dag</w:t>
       </w:r>
     </w:p>
     <w:p>
@@ -658,7 +658,7 @@
         <w:ind w:left="420"/>
       </w:pPr>
       <w:r>
-        <w:t xml:space="preserve">I juni det året de blir seks år</w:t>
+        <w:t xml:space="preserve">I september det året de blir seks år</w:t>
       </w:r>
     </w:p>
     <w:p>
@@ -1131,17 +1131,17 @@
         <w:ind w:left="420"/>
       </w:pPr>
       <w:r>
-        <w:t xml:space="preserve">Ja, alle elever har uniform</w:t>
-      </w:r>
-    </w:p>
-    <w:p>
-      <w:pPr>
-        <w:keepNext w:val="false"/>
-        <w:spacing w:after="30"/>
-        <w:ind w:left="420"/>
-      </w:pPr>
-      <w:r>
-        <w:t xml:space="preserve">Ja, men ikke på barnetrinnet</w:t>
+        <w:t xml:space="preserve">Ja, elevene må ha uniform</w:t>
+      </w:r>
+    </w:p>
+    <w:p>
+      <w:pPr>
+        <w:keepNext w:val="false"/>
+        <w:spacing w:after="30"/>
+        <w:ind w:left="420"/>
+      </w:pPr>
+      <w:r>
+        <w:t xml:space="preserve">Ja, men ikke på de yngste trinnene</w:t>
       </w:r>
     </w:p>
     <w:p>
@@ -1313,7 +1313,7 @@
         <w:ind w:left="420"/>
       </w:pPr>
       <w:r>
-        <w:t xml:space="preserve">Svare på alle meldinger samme dag</w:t>
+        <w:t xml:space="preserve">La barnet lese den og svare selv</w:t>
       </w:r>
     </w:p>
     <w:p>
@@ -1346,7 +1346,7 @@
         <w:ind w:left="420"/>
       </w:pPr>
       <w:r>
-        <w:t xml:space="preserve">Vente til neste foreldremøte</w:t>
+        <w:t xml:space="preserve">Vente til neste foreldremøte på skolen</w:t>
       </w:r>
     </w:p>
     <w:p>
@@ -1422,27 +1422,27 @@
         <w:ind w:left="420"/>
       </w:pPr>
       <w:r>
-        <w:t xml:space="preserve">De er med og bestemmer, for eksempel i elevrådet</w:t>
-      </w:r>
-    </w:p>
-    <w:p>
-      <w:pPr>
-        <w:keepNext/>
-        <w:spacing w:after="30"/>
-        <w:ind w:left="420"/>
-      </w:pPr>
-      <w:r>
-        <w:t xml:space="preserve">De bestemmer alle regler selv, uten lærere</w:t>
-      </w:r>
-    </w:p>
-    <w:p>
-      <w:pPr>
-        <w:keepNext w:val="false"/>
-        <w:spacing w:after="30"/>
-        <w:ind w:left="420"/>
-      </w:pPr>
-      <w:r>
-        <w:t xml:space="preserve">De følger alle regler uten å spørre</w:t>
+        <w:t xml:space="preserve">De er med og bestemmer, som i elevrådet</w:t>
+      </w:r>
+    </w:p>
+    <w:p>
+      <w:pPr>
+        <w:keepNext/>
+        <w:spacing w:after="30"/>
+        <w:ind w:left="420"/>
+      </w:pPr>
+      <w:r>
+        <w:t xml:space="preserve">De bestemmer reglene selv, uten lærere</w:t>
+      </w:r>
+    </w:p>
+    <w:p>
+      <w:pPr>
+        <w:keepNext w:val="false"/>
+        <w:spacing w:after="30"/>
+        <w:ind w:left="420"/>
+      </w:pPr>
+      <w:r>
+        <w:t xml:space="preserve">De følger reglene uten å spørre</w:t>
       </w:r>
     </w:p>
     <w:p>
@@ -1475,7 +1475,7 @@
         <w:ind w:left="420"/>
       </w:pPr>
       <w:r>
-        <w:t xml:space="preserve">At de lærer barna alle fag hjemme</w:t>
+        <w:t xml:space="preserve">At de lærer barna skolefagene hjemme</w:t>
       </w:r>
     </w:p>
     <w:p>
@@ -1733,7 +1733,7 @@
         <w:ind w:left="420"/>
       </w:pPr>
       <w:r>
-        <w:t xml:space="preserve">Ja, alle betaler mye hvert semester</w:t>
+        <w:t xml:space="preserve">Ja, de betaler mye hvert semester</w:t>
       </w:r>
     </w:p>
     <w:p>
@@ -1819,7 +1819,7 @@
         <w:ind w:left="420"/>
       </w:pPr>
       <w:r>
-        <w:t xml:space="preserve">Gratis bolig til alle studenter</w:t>
+        <w:t xml:space="preserve">Gratis bolig i hele studietiden</w:t>
       </w:r>
     </w:p>
     <w:p>
@@ -2120,7 +2120,7 @@
         <w:ind w:left="420"/>
       </w:pPr>
       <w:r>
-        <w:t xml:space="preserve">Fordi loven krever kurs hvert år</w:t>
+        <w:t xml:space="preserve">Fordi loven krever nye kurs hvert år</w:t>
       </w:r>
     </w:p>
     <w:p>
@@ -2302,7 +2302,7 @@
         <w:ind w:left="420"/>
       </w:pPr>
       <w:r>
-        <w:t xml:space="preserve">Ja, også på alle private skoler</w:t>
+        <w:t xml:space="preserve">Ja, også på de private skolene</w:t>
       </w:r>
     </w:p>
     <w:p>
@@ -2593,7 +2593,7 @@
         <w:ind w:left="420"/>
       </w:pPr>
       <w:r>
-        <w:t xml:space="preserve">Etter hvor gammel du er</w:t>
+        <w:t xml:space="preserve">Etter hvor gammel du er når du søker</w:t>
       </w:r>
     </w:p>
     <w:p>
@@ -2636,17 +2636,17 @@
         <w:ind w:left="420"/>
       </w:pPr>
       <w:r>
-        <w:t xml:space="preserve">Alle må mene det samme om alt</w:t>
-      </w:r>
-    </w:p>
-    <w:p>
-      <w:pPr>
-        <w:keepNext w:val="false"/>
-        <w:spacing w:after="30"/>
-        <w:ind w:left="420"/>
-      </w:pPr>
-      <w:r>
-        <w:t xml:space="preserve">Alle må jobbe i de samme yrkene</w:t>
+        <w:t xml:space="preserve">Folk må mene det samme om det meste</w:t>
+      </w:r>
+    </w:p>
+    <w:p>
+      <w:pPr>
+        <w:keepNext w:val="false"/>
+        <w:spacing w:after="30"/>
+        <w:ind w:left="420"/>
+      </w:pPr>
+      <w:r>
+        <w:t xml:space="preserve">Folk må jobbe i de samme yrkene</w:t>
       </w:r>
     </w:p>
     <w:p>
@@ -3066,17 +3066,17 @@
         <w:ind w:left="420"/>
       </w:pPr>
       <w:r>
-        <w:t xml:space="preserve">Politikerne trenger ikke forklare seg</w:t>
-      </w:r>
-    </w:p>
-    <w:p>
-      <w:pPr>
-        <w:keepNext w:val="false"/>
-        <w:spacing w:after="30"/>
-        <w:ind w:left="420"/>
-      </w:pPr>
-      <w:r>
-        <w:t xml:space="preserve">Alle får samme lønn og samme jobb</w:t>
+        <w:t xml:space="preserve">Politikerne trenger ikke å forklare seg selv</w:t>
+      </w:r>
+    </w:p>
+    <w:p>
+      <w:pPr>
+        <w:keepNext w:val="false"/>
+        <w:spacing w:after="30"/>
+        <w:ind w:left="420"/>
+      </w:pPr>
+      <w:r>
+        <w:t xml:space="preserve">Folk får samme lønn og samme jobb</w:t>
       </w:r>
     </w:p>
     <w:p>
@@ -3334,7 +3334,7 @@
         <w:ind w:left="420"/>
       </w:pPr>
       <w:r>
-        <w:t xml:space="preserve">Å regne med brøk og prosent i tabeller</w:t>
+        <w:t xml:space="preserve">Å regne med brøk og prosent i store tabeller</w:t>
       </w:r>
     </w:p>
     <w:p>
@@ -3420,7 +3420,7 @@
         <w:ind w:left="420"/>
       </w:pPr>
       <w:r>
-        <w:t xml:space="preserve">Kunst og håndverk</w:t>
+        <w:t xml:space="preserve">Matematikk</w:t>
       </w:r>
     </w:p>
     <w:p>
@@ -3504,7 +3504,7 @@
         <w:ind w:left="420"/>
       </w:pPr>
       <w:r>
-        <w:t xml:space="preserve">At alle jobber like mange timer</w:t>
+        <w:t xml:space="preserve">At voksne jobber 40 timer i uken</w:t>
       </w:r>
     </w:p>
     <w:p>
@@ -3633,7 +3633,7 @@
         <w:ind w:left="420"/>
       </w:pPr>
       <w:r>
-        <w:t xml:space="preserve">Alle gamle jobber blir tryggere</w:t>
+        <w:t xml:space="preserve">De gamle jobbene blir tryggere</w:t>
       </w:r>
     </w:p>
     <w:p>
@@ -3815,7 +3815,7 @@
         <w:ind w:left="420"/>
       </w:pPr>
       <w:r>
-        <w:t xml:space="preserve">En som kontrollerer alle arbeidsplasser</w:t>
+        <w:t xml:space="preserve">En som kontrollerer arbeidsplassene</w:t>
       </w:r>
     </w:p>
     <w:p>
@@ -4417,7 +4417,7 @@
         <w:ind w:left="420"/>
       </w:pPr>
       <w:r>
-        <w:t xml:space="preserve">Private firmaer driver alle offentlige tjenester</w:t>
+        <w:t xml:space="preserve">Private firmaer driver de offentlige tjenestene</w:t>
       </w:r>
     </w:p>
     <w:p>
@@ -4665,17 +4665,17 @@
         <w:ind w:left="420"/>
       </w:pPr>
       <w:r>
-        <w:t xml:space="preserve">At alle får penger uten å jobbe</w:t>
-      </w:r>
-    </w:p>
-    <w:p>
-      <w:pPr>
-        <w:keepNext w:val="false"/>
-        <w:spacing w:after="30"/>
-        <w:ind w:left="420"/>
-      </w:pPr>
-      <w:r>
-        <w:t xml:space="preserve">At bedriftene betaler all skatt alene</w:t>
+        <w:t xml:space="preserve">At folk får penger uten å jobbe</w:t>
+      </w:r>
+    </w:p>
+    <w:p>
+      <w:pPr>
+        <w:keepNext w:val="false"/>
+        <w:spacing w:after="30"/>
+        <w:ind w:left="420"/>
+      </w:pPr>
+      <w:r>
+        <w:t xml:space="preserve">At bedriftene betaler skatten alene</w:t>
       </w:r>
     </w:p>
     <w:p>
@@ -4708,7 +4708,7 @@
         <w:ind w:left="420"/>
       </w:pPr>
       <w:r>
-        <w:t xml:space="preserve">Daglig kontroll av alle innbyggerne</w:t>
+        <w:t xml:space="preserve">Daglig kontroll av innbyggerne</w:t>
       </w:r>
     </w:p>
     <w:p>
@@ -4923,7 +4923,7 @@
         <w:ind w:left="420"/>
       </w:pPr>
       <w:r>
-        <w:t xml:space="preserve">Alle betaler det samme beløpet</w:t>
+        <w:t xml:space="preserve">Folk betaler det samme beløpet</w:t>
       </w:r>
     </w:p>
     <w:p>
@@ -5181,7 +5181,7 @@
         <w:ind w:left="420"/>
       </w:pPr>
       <w:r>
-        <w:t xml:space="preserve">Navn og adresse til alle ansatte</w:t>
+        <w:t xml:space="preserve">Navn og adresse til de andre ansatte</w:t>
       </w:r>
     </w:p>
     <w:p>
@@ -5363,7 +5363,7 @@
         <w:ind w:left="420"/>
       </w:pPr>
       <w:r>
-        <w:t xml:space="preserve">Mange nordmenn begynte å jobbe i sykehus</w:t>
+        <w:t xml:space="preserve">Mange nordmenn begynte å jobbe på sykehus og i skoler</w:t>
       </w:r>
     </w:p>
     <w:p>
@@ -5826,7 +5826,7 @@
         <w:ind w:left="420"/>
       </w:pPr>
       <w:r>
-        <w:t xml:space="preserve">Alle som søker jobb får komme på intervju</w:t>
+        <w:t xml:space="preserve">Du får komme på intervju hvis du søker</w:t>
       </w:r>
     </w:p>
     <w:p>
@@ -6041,7 +6041,7 @@
         <w:ind w:left="420"/>
       </w:pPr>
       <w:r>
-        <w:t xml:space="preserve">Via fylkeskommunen og skolene</w:t>
+        <w:t xml:space="preserve">Via fylkeskommunen og videregående skoler</w:t>
       </w:r>
     </w:p>
     <w:p>
@@ -6127,7 +6127,7 @@
         <w:ind w:left="420"/>
       </w:pPr>
       <w:r>
-        <w:t xml:space="preserve">Kvinner har ikke lov til å jobbe i alle yrker</w:t>
+        <w:t xml:space="preserve">Kvinner har ikke lov til å jobbe i noen yrker</w:t>
       </w:r>
     </w:p>
     <w:p>
@@ -6266,7 +6266,7 @@
         <w:ind w:left="420"/>
       </w:pPr>
       <w:r>
-        <w:t xml:space="preserve">Den som representerer alle de ansatte</w:t>
+        <w:t xml:space="preserve">Den som representerer de ansatte</w:t>
       </w:r>
     </w:p>
     <w:p>
@@ -6342,7 +6342,7 @@
         <w:ind w:left="420"/>
       </w:pPr>
       <w:r>
-        <w:t xml:space="preserve">Penger som alle voksne får hver måned</w:t>
+        <w:t xml:space="preserve">Penger fra staten til voksne hver måned</w:t>
       </w:r>
     </w:p>
     <w:p>
@@ -6739,7 +6739,7 @@
         <w:ind w:left="420"/>
       </w:pPr>
       <w:r>
-        <w:t xml:space="preserve">De ansatte tar ferie på samme tid</w:t>
+        <w:t xml:space="preserve">De ansatte tar ferie på samme tid hvert år</w:t>
       </w:r>
     </w:p>
     <w:p>
@@ -6825,7 +6825,7 @@
         <w:ind w:left="420"/>
       </w:pPr>
       <w:r>
-        <w:t xml:space="preserve">En som leder en fagforening</w:t>
+        <w:t xml:space="preserve">En som leder en stor fagforening</w:t>
       </w:r>
     </w:p>
     <w:p>
@@ -7081,7 +7081,7 @@
         <w:ind w:left="420"/>
       </w:pPr>
       <w:r>
-        <w:t xml:space="preserve">Å gjøre det som er best for deg selv</w:t>
+        <w:t xml:space="preserve">Å gjøre det som er best for deg selv alene</w:t>
       </w:r>
     </w:p>
     <w:p>
@@ -7263,7 +7263,7 @@
         <w:ind w:left="420"/>
       </w:pPr>
       <w:r>
-        <w:t xml:space="preserve">Spørre alle på nettet om lov</w:t>
+        <w:t xml:space="preserve">Spørre vennene dine om lov</w:t>
       </w:r>
     </w:p>
     <w:p>
@@ -7448,17 +7448,17 @@
           <w:b/>
           <w:bCs/>
         </w:rPr>
-        <w:t xml:space="preserve">173. En familie skal kjøpe ny bil. De bryr seg om miljøet. De trenger plass til besteforeldrene. Hva må de tenke på?</w:t>
-      </w:r>
-    </w:p>
-    <w:p>
-      <w:pPr>
-        <w:keepNext/>
-        <w:spacing w:after="30"/>
-        <w:ind w:left="420"/>
-      </w:pPr>
-      <w:r>
-        <w:t xml:space="preserve">Miljøet og plass til besteforeldrene</w:t>
+        <w:t xml:space="preserve">173. Familien vil ha miljøvennlig bil med plass til besteforeldre. Hva må de se på?</w:t>
+      </w:r>
+    </w:p>
+    <w:p>
+      <w:pPr>
+        <w:keepNext/>
+        <w:spacing w:after="30"/>
+        <w:ind w:left="420"/>
+      </w:pPr>
+      <w:r>
+        <w:t xml:space="preserve">Utslipp og hvor mye plass bilen har</w:t>
       </w:r>
     </w:p>
     <w:p>
@@ -7478,7 +7478,7 @@
         <w:ind w:left="420"/>
       </w:pPr>
       <w:r>
-        <w:t xml:space="preserve">Hvilket bilmerke som er mest kjent</w:t>
+        <w:t xml:space="preserve">Hvilket bilmerke som er mest kjent i Norge</w:t>
       </w:r>
     </w:p>
     <w:p>
@@ -7812,7 +7812,7 @@
         <w:ind w:left="420"/>
       </w:pPr>
       <w:r>
-        <w:t xml:space="preserve">Alle skriver mer høflig enn ellers</w:t>
+        <w:t xml:space="preserve">Folk skriver mer høflig enn ellers</w:t>
       </w:r>
     </w:p>
     <w:p>
@@ -7865,7 +7865,7 @@
         <w:ind w:left="420"/>
       </w:pPr>
       <w:r>
-        <w:t xml:space="preserve">Passord som bare du selv kjenner til</w:t>
+        <w:t xml:space="preserve">Passordene du har lagret på mobilen</w:t>
       </w:r>
     </w:p>
     <w:p>
@@ -7941,7 +7941,7 @@
         <w:ind w:left="420"/>
       </w:pPr>
       <w:r>
-        <w:t xml:space="preserve">Regler som hver kommune bestemmer</w:t>
+        <w:t xml:space="preserve">Regler som hver kommune bestemmer selv</w:t>
       </w:r>
     </w:p>
     <w:p>
@@ -7984,7 +7984,7 @@
         <w:ind w:left="420"/>
       </w:pPr>
       <w:r>
-        <w:t xml:space="preserve">Ting du deler med alle kollegene dine</w:t>
+        <w:t xml:space="preserve">Ting du deler med kollegene dine</w:t>
       </w:r>
     </w:p>
     <w:p>
@@ -8050,7 +8050,7 @@
           <w:b/>
           <w:bCs/>
         </w:rPr>
-        <w:t xml:space="preserve">187. Noen deler et privat bilde av en venninne og skriver noe usant om henne. Hva er dette?</w:t>
+        <w:t xml:space="preserve">187. Noen deler et privat bilde av deg og skriver løgn om deg. Hva er dette?</w:t>
       </w:r>
     </w:p>
     <w:p>
@@ -8070,17 +8070,17 @@
         <w:ind w:left="420"/>
       </w:pPr>
       <w:r>
-        <w:t xml:space="preserve">Lovlig, fordi alle har ytringsfrihet</w:t>
-      </w:r>
-    </w:p>
-    <w:p>
-      <w:pPr>
-        <w:keepNext w:val="false"/>
-        <w:spacing w:after="30"/>
-        <w:ind w:left="420"/>
-      </w:pPr>
-      <w:r>
-        <w:t xml:space="preserve">Lovlig, hvis profilen er åpen for alle</w:t>
+        <w:t xml:space="preserve">Lovlig, fordi det er ytringsfrihet</w:t>
+      </w:r>
+    </w:p>
+    <w:p>
+      <w:pPr>
+        <w:keepNext w:val="false"/>
+        <w:spacing w:after="30"/>
+        <w:ind w:left="420"/>
+      </w:pPr>
+      <w:r>
+        <w:t xml:space="preserve">Lovlig, hvis profilen er offentlig</w:t>
       </w:r>
     </w:p>
     <w:p>
@@ -8113,17 +8113,17 @@
         <w:ind w:left="420"/>
       </w:pPr>
       <w:r>
-        <w:t xml:space="preserve">Alt du deler blir slettet etter noen uker</w:t>
-      </w:r>
-    </w:p>
-    <w:p>
-      <w:pPr>
-        <w:keepNext w:val="false"/>
-        <w:spacing w:after="30"/>
-        <w:ind w:left="420"/>
-      </w:pPr>
-      <w:r>
-        <w:t xml:space="preserve">Bare vennene dine kan se det du deler</w:t>
+        <w:t xml:space="preserve">Det du deler blir slettet etter noen uker</w:t>
+      </w:r>
+    </w:p>
+    <w:p>
+      <w:pPr>
+        <w:keepNext w:val="false"/>
+        <w:spacing w:after="30"/>
+        <w:ind w:left="420"/>
+      </w:pPr>
+      <w:r>
+        <w:t xml:space="preserve">Det er nærmeste venner som ser det du deler</w:t>
       </w:r>
     </w:p>
     <w:p>
@@ -8338,7 +8338,7 @@
         <w:ind w:left="420"/>
       </w:pPr>
       <w:r>
-        <w:t xml:space="preserve">En betaling for å kunne lese en artikkel</w:t>
+        <w:t xml:space="preserve">En betaling for å kunne lese hele artikkelen</w:t>
       </w:r>
     </w:p>
     <w:p>
@@ -8457,7 +8457,7 @@
         <w:ind w:left="420"/>
       </w:pPr>
       <w:r>
-        <w:t xml:space="preserve">Det gir deg flere sider å dele på nett</w:t>
+        <w:t xml:space="preserve">Det gir deg flere sider å dele på sosiale medier</w:t>
       </w:r>
     </w:p>
     <w:p>
@@ -8586,7 +8586,7 @@
         <w:ind w:left="420"/>
       </w:pPr>
       <w:r>
-        <w:t xml:space="preserve">Noe som alle mennesker er enige om</w:t>
+        <w:t xml:space="preserve">Noe som politikerne har bestemt</w:t>
       </w:r>
     </w:p>
     <w:p>
@@ -8609,7 +8609,7 @@
           <w:b/>
           <w:bCs/>
         </w:rPr>
-        <w:t xml:space="preserve">200. Hvorfor kan du ikke alltid stole på en reklame?</w:t>
+        <w:t xml:space="preserve">200. Hvorfor bør du være kritisk til reklame?</w:t>
       </w:r>
     </w:p>
     <w:p>
@@ -8758,7 +8758,7 @@
         <w:ind w:left="420"/>
       </w:pPr>
       <w:r>
-        <w:t xml:space="preserve">En ansatt som godkjenner alle innleggene</w:t>
+        <w:t xml:space="preserve">En ansatt som godkjenner innleggene</w:t>
       </w:r>
     </w:p>
     <w:p>
@@ -8973,7 +8973,7 @@
         <w:ind w:left="420"/>
       </w:pPr>
       <w:r>
-        <w:t xml:space="preserve">Å gi alle de samme rettighetene i samfunnet</w:t>
+        <w:t xml:space="preserve">Å gi folk de samme rettighetene i samfunnet</w:t>
       </w:r>
     </w:p>
     <w:p>
@@ -9026,7 +9026,7 @@
         <w:ind w:left="420"/>
       </w:pPr>
       <w:r>
-        <w:t xml:space="preserve">Dele kommentaren med alle vennene dine</w:t>
+        <w:t xml:space="preserve">Dele kommentaren med vennene dine</w:t>
       </w:r>
     </w:p>
     <w:p>
@@ -9145,7 +9145,7 @@
         <w:ind w:left="420"/>
       </w:pPr>
       <w:r>
-        <w:t xml:space="preserve">Ja, alle har ytringsfrihet på nettet</w:t>
+        <w:t xml:space="preserve">Ja, det er ytringsfrihet på nettet</w:t>
       </w:r>
     </w:p>
     <w:p>
@@ -9317,17 +9317,17 @@
         <w:ind w:left="420"/>
       </w:pPr>
       <w:r>
-        <w:t xml:space="preserve">Alle som spør om det på sosiale medier</w:t>
-      </w:r>
-    </w:p>
-    <w:p>
-      <w:pPr>
-        <w:keepNext w:val="false"/>
-        <w:spacing w:after="30"/>
-        <w:ind w:left="420"/>
-      </w:pPr>
-      <w:r>
-        <w:t xml:space="preserve">Alle naboene dine og kollegene på jobben</w:t>
+        <w:t xml:space="preserve">Folk som spør om det på sosiale medier</w:t>
+      </w:r>
+    </w:p>
+    <w:p>
+      <w:pPr>
+        <w:keepNext w:val="false"/>
+        <w:spacing w:after="30"/>
+        <w:ind w:left="420"/>
+      </w:pPr>
+      <w:r>
+        <w:t xml:space="preserve">Naboene dine og kollegene på jobben</w:t>
       </w:r>
     </w:p>
     <w:p>
@@ -9532,7 +9532,7 @@
         <w:ind w:left="420"/>
       </w:pPr>
       <w:r>
-        <w:t xml:space="preserve">Et virus som kan stjele alle passordene</w:t>
+        <w:t xml:space="preserve">Et virus som kan stjele passordene</w:t>
       </w:r>
     </w:p>
     <w:p>
@@ -9618,17 +9618,17 @@
         <w:ind w:left="420"/>
       </w:pPr>
       <w:r>
-        <w:t xml:space="preserve">Åpne alle innstillinger så alle kan se alt</w:t>
-      </w:r>
-    </w:p>
-    <w:p>
-      <w:pPr>
-        <w:keepNext w:val="false"/>
-        <w:spacing w:after="30"/>
-        <w:ind w:left="420"/>
-      </w:pPr>
-      <w:r>
-        <w:t xml:space="preserve">Ikke endre noe, siden alle er like</w:t>
+        <w:t xml:space="preserve">Åpne innstillingene så hvem som helst kan se alt</w:t>
+      </w:r>
+    </w:p>
+    <w:p>
+      <w:pPr>
+        <w:keepNext w:val="false"/>
+        <w:spacing w:after="30"/>
+        <w:ind w:left="420"/>
+      </w:pPr>
+      <w:r>
+        <w:t xml:space="preserve">Ikke endre noe, siden det ikke har betydning</w:t>
       </w:r>
     </w:p>
     <w:p>
@@ -9727,7 +9727,7 @@
           <w:b/>
           <w:bCs/>
         </w:rPr>
-        <w:t xml:space="preserve">226. Du får en SMS om at pakken din er stoppet. Du må betale via en lenke. Hva er lurt å gjøre?</w:t>
+        <w:t xml:space="preserve">226. En SMS ber deg betale for en stoppet pakke via en lenke. Hva er lurt?</w:t>
       </w:r>
     </w:p>
     <w:p>
@@ -9770,7 +9770,7 @@
           <w:b/>
           <w:bCs/>
         </w:rPr>
-        <w:t xml:space="preserve">227. Noen ringer og sier at de er fra banken. De ber om BankID-koden din. Hva bør du gjøre?</w:t>
+        <w:t xml:space="preserve">227. Noen ringer fra «banken» og vil ha BankID-koden din. Hva bør du gjøre?</w:t>
       </w:r>
     </w:p>
     <w:p>
@@ -9929,7 +9929,7 @@
         <w:ind w:left="420"/>
       </w:pPr>
       <w:r>
-        <w:t xml:space="preserve">Oppdateringer sletter gamle bilder automatisk</w:t>
+        <w:t xml:space="preserve">Oppdateringer sletter gamle bilder fra telefonen</w:t>
       </w:r>
     </w:p>
     <w:p>
@@ -10005,7 +10005,7 @@
         <w:ind w:left="420"/>
       </w:pPr>
       <w:r>
-        <w:t xml:space="preserve">Så banken får mer penger fra deg</w:t>
+        <w:t xml:space="preserve">Så banken får mer penger fra deg hvert år</w:t>
       </w:r>
     </w:p>
     <w:p>
@@ -10058,7 +10058,7 @@
         <w:ind w:left="420"/>
       </w:pPr>
       <w:r>
-        <w:t xml:space="preserve">Et nummer som politiet gir til alle</w:t>
+        <w:t xml:space="preserve">Et nummer som politiet gir deg</w:t>
       </w:r>
     </w:p>
     <w:p>
@@ -10134,7 +10134,7 @@
         <w:ind w:left="420"/>
       </w:pPr>
       <w:r>
-        <w:t xml:space="preserve">En situasjon der alle er enige om svaret</w:t>
+        <w:t xml:space="preserve">En situasjon der folk er enige om svaret</w:t>
       </w:r>
     </w:p>
     <w:p>
@@ -10187,7 +10187,7 @@
         <w:ind w:left="420"/>
       </w:pPr>
       <w:r>
-        <w:t xml:space="preserve">Legge den tilbake og gå videre</w:t>
+        <w:t xml:space="preserve">Legge den tilbake på gaten og gå videre</w:t>
       </w:r>
     </w:p>
     <w:p>

--- a/sporsmalsbank/ut/Spørsmålsbank_samfunnskunnskap.docx
+++ b/sporsmalsbank/ut/Spørsmålsbank_samfunnskunnskap.docx
@@ -8523,7 +8523,7 @@
           <w:b/>
           <w:bCs/>
         </w:rPr>
-        <w:t xml:space="preserve">198. Hva er et faktum?</w:t>
+        <w:t xml:space="preserve">198. Hvilke av disse utsagnene er et eksempel på et faktum?</w:t>
       </w:r>
     </w:p>
     <w:p>

--- a/sporsmalsbank/ut/Spørsmålsbank_samfunnskunnskap.docx
+++ b/sporsmalsbank/ut/Spørsmålsbank_samfunnskunnskap.docx
@@ -36,37 +36,37 @@
           <w:b/>
           <w:bCs/>
         </w:rPr>
-        <w:t xml:space="preserve">1. Hva bestemte Norge på 1700-tallet?</w:t>
-      </w:r>
-    </w:p>
-    <w:p>
-      <w:pPr>
-        <w:keepNext/>
-        <w:spacing w:after="30"/>
-        <w:ind w:left="420"/>
-      </w:pPr>
-      <w:r>
-        <w:t xml:space="preserve">Alle barn skal gå på skole, og staten betaler</w:t>
-      </w:r>
-    </w:p>
-    <w:p>
-      <w:pPr>
-        <w:keepNext/>
-        <w:spacing w:after="30"/>
-        <w:ind w:left="420"/>
-      </w:pPr>
-      <w:r>
-        <w:t xml:space="preserve">Bare barn fra rike familier går på skole</w:t>
-      </w:r>
-    </w:p>
-    <w:p>
-      <w:pPr>
-        <w:keepNext w:val="false"/>
-        <w:spacing w:after="30"/>
-        <w:ind w:left="420"/>
-      </w:pPr>
-      <w:r>
-        <w:t xml:space="preserve">Foreldrene må selv betale for skolen</w:t>
+        <w:t xml:space="preserve">1. Hva ble bestemt i Norge på 1700-tallet?</w:t>
+      </w:r>
+    </w:p>
+    <w:p>
+      <w:pPr>
+        <w:keepNext/>
+        <w:spacing w:after="30"/>
+        <w:ind w:left="420"/>
+      </w:pPr>
+      <w:r>
+        <w:t xml:space="preserve">At alle barn skulle gå på skole</w:t>
+      </w:r>
+    </w:p>
+    <w:p>
+      <w:pPr>
+        <w:keepNext/>
+        <w:spacing w:after="30"/>
+        <w:ind w:left="420"/>
+      </w:pPr>
+      <w:r>
+        <w:t xml:space="preserve">At bare barn fra rike familier skulle gå på skole</w:t>
+      </w:r>
+    </w:p>
+    <w:p>
+      <w:pPr>
+        <w:keepNext w:val="false"/>
+        <w:spacing w:after="30"/>
+        <w:ind w:left="420"/>
+      </w:pPr>
+      <w:r>
+        <w:t xml:space="preserve">At bare gutter skulle gå på skole</w:t>
       </w:r>
     </w:p>
     <w:p>
@@ -853,7 +853,7 @@
           <w:b/>
           <w:bCs/>
         </w:rPr>
-        <w:t xml:space="preserve">20. Hva skjer med elevene etter sommerferien?</w:t>
+        <w:t xml:space="preserve">20. Hva skjer med elevene i grunnskolen etter sommerferien?</w:t>
       </w:r>
     </w:p>
     <w:p>
@@ -992,7 +992,7 @@
         <w:ind w:left="420"/>
       </w:pPr>
       <w:r>
-        <w:t xml:space="preserve">Alle elever har den samme læreplanen</w:t>
+        <w:t xml:space="preserve">Læreplanene er like i hele landet</w:t>
       </w:r>
     </w:p>
     <w:p>
@@ -1508,27 +1508,27 @@
         <w:ind w:left="420"/>
       </w:pPr>
       <w:r>
-        <w:t xml:space="preserve">De lærer at alle må hjelpe til</w:t>
-      </w:r>
-    </w:p>
-    <w:p>
-      <w:pPr>
-        <w:keepNext/>
-        <w:spacing w:after="30"/>
-        <w:ind w:left="420"/>
-      </w:pPr>
-      <w:r>
-        <w:t xml:space="preserve">De lærer å konkurrere mot gruppen</w:t>
-      </w:r>
-    </w:p>
-    <w:p>
-      <w:pPr>
-        <w:keepNext w:val="false"/>
-        <w:spacing w:after="30"/>
-        <w:ind w:left="420"/>
-      </w:pPr>
-      <w:r>
-        <w:t xml:space="preserve">De lærer å jobbe uten hjelp</w:t>
+        <w:t xml:space="preserve">For å lære å samarbeide med andre</w:t>
+      </w:r>
+    </w:p>
+    <w:p>
+      <w:pPr>
+        <w:keepNext/>
+        <w:spacing w:after="30"/>
+        <w:ind w:left="420"/>
+      </w:pPr>
+      <w:r>
+        <w:t xml:space="preserve">For å lære å konkurrere mot hverandre</w:t>
+      </w:r>
+    </w:p>
+    <w:p>
+      <w:pPr>
+        <w:keepNext w:val="false"/>
+        <w:spacing w:after="30"/>
+        <w:ind w:left="420"/>
+      </w:pPr>
+      <w:r>
+        <w:t xml:space="preserve">For å lære å jobbe uten hjelp fra andre</w:t>
       </w:r>
     </w:p>
     <w:p>
@@ -1594,7 +1594,7 @@
         <w:ind w:left="420"/>
       </w:pPr>
       <w:r>
-        <w:t xml:space="preserve">Et fagbrev i et praktisk yrke</w:t>
+        <w:t xml:space="preserve">Et fagbrev eller svennebrev</w:t>
       </w:r>
     </w:p>
     <w:p>
@@ -1723,27 +1723,27 @@
         <w:ind w:left="420"/>
       </w:pPr>
       <w:r>
-        <w:t xml:space="preserve">Nei, men de må kjøpe bøkene selv</w:t>
-      </w:r>
-    </w:p>
-    <w:p>
-      <w:pPr>
-        <w:keepNext/>
-        <w:spacing w:after="30"/>
-        <w:ind w:left="420"/>
-      </w:pPr>
-      <w:r>
-        <w:t xml:space="preserve">Ja, de betaler mye hvert semester</w:t>
-      </w:r>
-    </w:p>
-    <w:p>
-      <w:pPr>
-        <w:keepNext w:val="false"/>
-        <w:spacing w:after="30"/>
-        <w:ind w:left="420"/>
-      </w:pPr>
-      <w:r>
-        <w:t xml:space="preserve">Nei, kommunen betaler for dem</w:t>
+        <w:t xml:space="preserve">Nei, de fleste betaler bare en liten semesteravgift</w:t>
+      </w:r>
+    </w:p>
+    <w:p>
+      <w:pPr>
+        <w:keepNext/>
+        <w:spacing w:after="30"/>
+        <w:ind w:left="420"/>
+      </w:pPr>
+      <w:r>
+        <w:t xml:space="preserve">Ja, alle studenter betaler mye hvert semester</w:t>
+      </w:r>
+    </w:p>
+    <w:p>
+      <w:pPr>
+        <w:keepNext w:val="false"/>
+        <w:spacing w:after="30"/>
+        <w:ind w:left="420"/>
+      </w:pPr>
+      <w:r>
+        <w:t xml:space="preserve">Nei, kommunen betaler hele studiet for dem</w:t>
       </w:r>
     </w:p>
     <w:p>
@@ -1895,27 +1895,27 @@
         <w:ind w:left="420"/>
       </w:pPr>
       <w:r>
-        <w:t xml:space="preserve">Etter at man er ferdig å studere</w:t>
-      </w:r>
-    </w:p>
-    <w:p>
-      <w:pPr>
-        <w:keepNext/>
-        <w:spacing w:after="30"/>
-        <w:ind w:left="420"/>
-      </w:pPr>
-      <w:r>
-        <w:t xml:space="preserve">Hver måned mens man studerer</w:t>
-      </w:r>
-    </w:p>
-    <w:p>
-      <w:pPr>
-        <w:keepNext w:val="false"/>
-        <w:spacing w:after="30"/>
-        <w:ind w:left="420"/>
-      </w:pPr>
-      <w:r>
-        <w:t xml:space="preserve">Når man har fått fast jobb</w:t>
+        <w:t xml:space="preserve">Etter at man er ferdig med å studere</w:t>
+      </w:r>
+    </w:p>
+    <w:p>
+      <w:pPr>
+        <w:keepNext/>
+        <w:spacing w:after="30"/>
+        <w:ind w:left="420"/>
+      </w:pPr>
+      <w:r>
+        <w:t xml:space="preserve">Hver måned mens man fortsatt studerer</w:t>
+      </w:r>
+    </w:p>
+    <w:p>
+      <w:pPr>
+        <w:keepNext w:val="false"/>
+        <w:spacing w:after="30"/>
+        <w:ind w:left="420"/>
+      </w:pPr>
+      <w:r>
+        <w:t xml:space="preserve">Først når man har fått fast jobb</w:t>
       </w:r>
     </w:p>
     <w:p>
@@ -2229,37 +2229,37 @@
           <w:b/>
           <w:bCs/>
         </w:rPr>
-        <w:t xml:space="preserve">52. Hva må voksne (25 år eller eldre) ha for å få rett til videregående skole?</w:t>
-      </w:r>
-    </w:p>
-    <w:p>
-      <w:pPr>
-        <w:keepNext/>
-        <w:spacing w:after="30"/>
-        <w:ind w:left="420"/>
-      </w:pPr>
-      <w:r>
-        <w:t xml:space="preserve">Grunnskole fra Norge eller utlandet</w:t>
-      </w:r>
-    </w:p>
-    <w:p>
-      <w:pPr>
-        <w:keepNext/>
-        <w:spacing w:after="30"/>
-        <w:ind w:left="420"/>
-      </w:pPr>
-      <w:r>
-        <w:t xml:space="preserve">Minst to år i Norge før du søker</w:t>
-      </w:r>
-    </w:p>
-    <w:p>
-      <w:pPr>
-        <w:keepNext w:val="false"/>
-        <w:spacing w:after="30"/>
-        <w:ind w:left="420"/>
-      </w:pPr>
-      <w:r>
-        <w:t xml:space="preserve">En bestått norsktest på nivå B2</w:t>
+        <w:t xml:space="preserve">52. Hva må voksne ha for å få rett til videregående opplæring?</w:t>
+      </w:r>
+    </w:p>
+    <w:p>
+      <w:pPr>
+        <w:keepNext/>
+        <w:spacing w:after="30"/>
+        <w:ind w:left="420"/>
+      </w:pPr>
+      <w:r>
+        <w:t xml:space="preserve">Fullført grunnskole, i Norge eller utlandet</w:t>
+      </w:r>
+    </w:p>
+    <w:p>
+      <w:pPr>
+        <w:keepNext/>
+        <w:spacing w:after="30"/>
+        <w:ind w:left="420"/>
+      </w:pPr>
+      <w:r>
+        <w:t xml:space="preserve">Minst to år med fast bosted i Norge</w:t>
+      </w:r>
+    </w:p>
+    <w:p>
+      <w:pPr>
+        <w:keepNext w:val="false"/>
+        <w:spacing w:after="30"/>
+        <w:ind w:left="420"/>
+      </w:pPr>
+      <w:r>
+        <w:t xml:space="preserve">En bestått norskprøve på nivå B2 eller C1</w:t>
       </w:r>
     </w:p>
     <w:p>
@@ -2444,7 +2444,7 @@
           <w:b/>
           <w:bCs/>
         </w:rPr>
-        <w:t xml:space="preserve">57. Hvilke nivåer har norskopplæringen?</w:t>
+        <w:t xml:space="preserve">57. Hvilke nivåer har norskopplæringen for voksne?</w:t>
       </w:r>
     </w:p>
     <w:p>
@@ -2679,7 +2679,7 @@
         <w:ind w:left="420"/>
       </w:pPr>
       <w:r>
-        <w:t xml:space="preserve">Å lese norske lærebøker hjemme</w:t>
+        <w:t xml:space="preserve">Å snakke morsmålet hjemme og på jobb</w:t>
       </w:r>
     </w:p>
     <w:p>
@@ -2702,7 +2702,7 @@
           <w:b/>
           <w:bCs/>
         </w:rPr>
-        <w:t xml:space="preserve">63. Hvor mange år har barn rett til opplæring?</w:t>
+        <w:t xml:space="preserve">63. Hvor mange år tar grunnskole og videregående vanligvis til sammen?</w:t>
       </w:r>
     </w:p>
     <w:p>
@@ -3433,7 +3433,7 @@
           <w:b/>
           <w:bCs/>
         </w:rPr>
-        <w:t xml:space="preserve">80. Hva bestemmer hvem som får plass på videregående?</w:t>
+        <w:t xml:space="preserve">80. Hva avgjør ofte hvilken videregående skole du kommer inn på?</w:t>
       </w:r>
     </w:p>
     <w:p>
@@ -3815,7 +3815,7 @@
         <w:ind w:left="420"/>
       </w:pPr>
       <w:r>
-        <w:t xml:space="preserve">En som kontrollerer arbeidsplassene</w:t>
+        <w:t xml:space="preserve">En som kontrollerer skatten til bedriften</w:t>
       </w:r>
     </w:p>
     <w:p>
@@ -4301,27 +4301,27 @@
           <w:b/>
           <w:bCs/>
         </w:rPr>
-        <w:t xml:space="preserve">100. Hva er forskjellen på lov og avtale i arbeidslivet?</w:t>
-      </w:r>
-    </w:p>
-    <w:p>
-      <w:pPr>
-        <w:keepNext/>
-        <w:spacing w:after="30"/>
-        <w:ind w:left="420"/>
-      </w:pPr>
-      <w:r>
-        <w:t xml:space="preserve">Lover gjelder for alle, avtaler for noen bransjer</w:t>
-      </w:r>
-    </w:p>
-    <w:p>
-      <w:pPr>
-        <w:keepNext/>
-        <w:spacing w:after="30"/>
-        <w:ind w:left="420"/>
-      </w:pPr>
-      <w:r>
-        <w:t xml:space="preserve">Lover gjelder for noen bransjer, avtaler for alle</w:t>
+        <w:t xml:space="preserve">100. Hva er forskjellen på lov og tariffavtale i arbeidslivet?</w:t>
+      </w:r>
+    </w:p>
+    <w:p>
+      <w:pPr>
+        <w:keepNext/>
+        <w:spacing w:after="30"/>
+        <w:ind w:left="420"/>
+      </w:pPr>
+      <w:r>
+        <w:t xml:space="preserve">Lover gjelder for alle, tariffavtaler der de er inngått</w:t>
+      </w:r>
+    </w:p>
+    <w:p>
+      <w:pPr>
+        <w:keepNext/>
+        <w:spacing w:after="30"/>
+        <w:ind w:left="420"/>
+      </w:pPr>
+      <w:r>
+        <w:t xml:space="preserve">Tariffavtaler gjelder for alle, lover for noen få</w:t>
       </w:r>
     </w:p>
     <w:p>
@@ -4612,7 +4612,7 @@
         <w:ind w:left="420"/>
       </w:pPr>
       <w:r>
-        <w:t xml:space="preserve">I alle kommuner i landet</w:t>
+        <w:t xml:space="preserve">Over hele landet, nær der folk bor</w:t>
       </w:r>
     </w:p>
     <w:p>
@@ -4999,7 +4999,7 @@
         <w:ind w:left="420"/>
       </w:pPr>
       <w:r>
-        <w:t xml:space="preserve">Si fra til Skatteetaten på nett</w:t>
+        <w:t xml:space="preserve">Endre skattekortet hos Skatteetaten</w:t>
       </w:r>
     </w:p>
     <w:p>
@@ -5214,27 +5214,27 @@
         <w:ind w:left="420"/>
       </w:pPr>
       <w:r>
-        <w:t xml:space="preserve">Jobb uten kontrakt og uten å betale skatt</w:t>
-      </w:r>
-    </w:p>
-    <w:p>
-      <w:pPr>
-        <w:keepNext/>
-        <w:spacing w:after="30"/>
-        <w:ind w:left="420"/>
-      </w:pPr>
-      <w:r>
-        <w:t xml:space="preserve">Jobb med ulovlige varer, som narkotika</w:t>
-      </w:r>
-    </w:p>
-    <w:p>
-      <w:pPr>
-        <w:keepNext w:val="false"/>
-        <w:spacing w:after="30"/>
-        <w:ind w:left="420"/>
-      </w:pPr>
-      <w:r>
-        <w:t xml:space="preserve">Jobb med ekstra lønn for farlig arbeid</w:t>
+        <w:t xml:space="preserve">Jobb der lønnen ikke blir meldt til Skatteetaten</w:t>
+      </w:r>
+    </w:p>
+    <w:p>
+      <w:pPr>
+        <w:keepNext/>
+        <w:spacing w:after="30"/>
+        <w:ind w:left="420"/>
+      </w:pPr>
+      <w:r>
+        <w:t xml:space="preserve">Jobb med ulovlige varer, for eksempel narkotika</w:t>
+      </w:r>
+    </w:p>
+    <w:p>
+      <w:pPr>
+        <w:keepNext w:val="false"/>
+        <w:spacing w:after="30"/>
+        <w:ind w:left="420"/>
+      </w:pPr>
+      <w:r>
+        <w:t xml:space="preserve">Jobb med ekstra lønn fordi arbeidet er farlig</w:t>
       </w:r>
     </w:p>
     <w:p>
@@ -5257,17 +5257,17 @@
         <w:ind w:left="420"/>
       </w:pPr>
       <w:r>
-        <w:t xml:space="preserve">Du får ikke feriepenger og dagpenger</w:t>
-      </w:r>
-    </w:p>
-    <w:p>
-      <w:pPr>
-        <w:keepNext/>
-        <w:spacing w:after="30"/>
-        <w:ind w:left="420"/>
-      </w:pPr>
-      <w:r>
-        <w:t xml:space="preserve">Du får sykepenger og forsikring på jobb</w:t>
+        <w:t xml:space="preserve">Du kan miste sykepenger, dagpenger og pensjon</w:t>
+      </w:r>
+    </w:p>
+    <w:p>
+      <w:pPr>
+        <w:keepNext/>
+        <w:spacing w:after="30"/>
+        <w:ind w:left="420"/>
+      </w:pPr>
+      <w:r>
+        <w:t xml:space="preserve">Du får mer lønn og trygge rettigheter</w:t>
       </w:r>
     </w:p>
     <w:p>
@@ -5548,7 +5548,7 @@
           <w:b/>
           <w:bCs/>
         </w:rPr>
-        <w:t xml:space="preserve">129. Hvor mange av innbyggerne jobbet i jordbruk i 1950?</w:t>
+        <w:t xml:space="preserve">129. Hvor mange av dem som jobbet, var i jordbruket i 1950?</w:t>
       </w:r>
     </w:p>
     <w:p>
@@ -5687,7 +5687,7 @@
         <w:ind w:left="420"/>
       </w:pPr>
       <w:r>
-        <w:t xml:space="preserve">Å gi et fast håndtrykk og se på dem</w:t>
+        <w:t xml:space="preserve">Å hilse høflig og se dem i øynene</w:t>
       </w:r>
     </w:p>
     <w:p>
@@ -5806,37 +5806,37 @@
           <w:b/>
           <w:bCs/>
         </w:rPr>
-        <w:t xml:space="preserve">135. Hva gjelder for ledige jobber i Norge, selv om få er arbeidsledige?</w:t>
-      </w:r>
-    </w:p>
-    <w:p>
-      <w:pPr>
-        <w:keepNext/>
-        <w:spacing w:after="30"/>
-        <w:ind w:left="420"/>
-      </w:pPr>
-      <w:r>
-        <w:t xml:space="preserve">Det er ofte mange som søker på jobbene</w:t>
-      </w:r>
-    </w:p>
-    <w:p>
-      <w:pPr>
-        <w:keepNext/>
-        <w:spacing w:after="30"/>
-        <w:ind w:left="420"/>
-      </w:pPr>
-      <w:r>
-        <w:t xml:space="preserve">Du får komme på intervju hvis du søker</w:t>
-      </w:r>
-    </w:p>
-    <w:p>
-      <w:pPr>
-        <w:keepNext w:val="false"/>
-        <w:spacing w:after="30"/>
-        <w:ind w:left="420"/>
-      </w:pPr>
-      <w:r>
-        <w:t xml:space="preserve">Man trenger ikke CV når få er arbeidsledige</w:t>
+        <w:t xml:space="preserve">135. Det er få arbeidsledige i Norge. Hva er likevel vanlig når en jobb lyses ut?</w:t>
+      </w:r>
+    </w:p>
+    <w:p>
+      <w:pPr>
+        <w:keepNext/>
+        <w:spacing w:after="30"/>
+        <w:ind w:left="420"/>
+      </w:pPr>
+      <w:r>
+        <w:t xml:space="preserve">At mange søker på den samme jobben</w:t>
+      </w:r>
+    </w:p>
+    <w:p>
+      <w:pPr>
+        <w:keepNext/>
+        <w:spacing w:after="30"/>
+        <w:ind w:left="420"/>
+      </w:pPr>
+      <w:r>
+        <w:t xml:space="preserve">At de som søker, får komme på intervju</w:t>
+      </w:r>
+    </w:p>
+    <w:p>
+      <w:pPr>
+        <w:keepNext w:val="false"/>
+        <w:spacing w:after="30"/>
+        <w:ind w:left="420"/>
+      </w:pPr>
+      <w:r>
+        <w:t xml:space="preserve">At du ikke trenger å sende CV</w:t>
       </w:r>
     </w:p>
     <w:p>
@@ -6504,7 +6504,7 @@
         <w:ind w:left="420"/>
       </w:pPr>
       <w:r>
-        <w:t xml:space="preserve">Staten, fylket eller kommunen</w:t>
+        <w:t xml:space="preserve">Staten, fylkeskommunen eller kommunen</w:t>
       </w:r>
     </w:p>
     <w:p>
@@ -6580,37 +6580,37 @@
           <w:b/>
           <w:bCs/>
         </w:rPr>
-        <w:t xml:space="preserve">153. Hvor mange jobber i Norge blir ikke lyst ut?</w:t>
-      </w:r>
-    </w:p>
-    <w:p>
-      <w:pPr>
-        <w:keepNext/>
-        <w:spacing w:after="30"/>
-        <w:ind w:left="420"/>
-      </w:pPr>
-      <w:r>
-        <w:t xml:space="preserve">Mellom 60 og 80 prosent</w:t>
-      </w:r>
-    </w:p>
-    <w:p>
-      <w:pPr>
-        <w:keepNext/>
-        <w:spacing w:after="30"/>
-        <w:ind w:left="420"/>
-      </w:pPr>
-      <w:r>
-        <w:t xml:space="preserve">Mellom 10 og 20 prosent</w:t>
-      </w:r>
-    </w:p>
-    <w:p>
-      <w:pPr>
-        <w:keepNext w:val="false"/>
-        <w:spacing w:after="30"/>
-        <w:ind w:left="420"/>
-      </w:pPr>
-      <w:r>
-        <w:t xml:space="preserve">Mellom 30 og 40 prosent</w:t>
+        <w:t xml:space="preserve">153. Mange jobber blir ikke lyst ut. Hvordan kan du få vite om dem?</w:t>
+      </w:r>
+    </w:p>
+    <w:p>
+      <w:pPr>
+        <w:keepNext/>
+        <w:spacing w:after="30"/>
+        <w:ind w:left="420"/>
+      </w:pPr>
+      <w:r>
+        <w:t xml:space="preserve">Gjennom nettverket ditt</w:t>
+      </w:r>
+    </w:p>
+    <w:p>
+      <w:pPr>
+        <w:keepNext/>
+        <w:spacing w:after="30"/>
+        <w:ind w:left="420"/>
+      </w:pPr>
+      <w:r>
+        <w:t xml:space="preserve">Gjennom skattemeldingen</w:t>
+      </w:r>
+    </w:p>
+    <w:p>
+      <w:pPr>
+        <w:keepNext w:val="false"/>
+        <w:spacing w:after="30"/>
+        <w:ind w:left="420"/>
+      </w:pPr>
+      <w:r>
+        <w:t xml:space="preserve">Gjennom Lånekassen</w:t>
       </w:r>
     </w:p>
     <w:p>
@@ -6942,7 +6942,7 @@
         <w:ind w:left="420"/>
       </w:pPr>
       <w:r>
-        <w:t xml:space="preserve">Å tenke kritisk om det du leser</w:t>
+        <w:t xml:space="preserve">Å vurdere om informasjonen stemmer</w:t>
       </w:r>
     </w:p>
     <w:p>
@@ -6962,7 +6962,7 @@
         <w:ind w:left="420"/>
       </w:pPr>
       <w:r>
-        <w:t xml:space="preserve">Å ikke like det du leser</w:t>
+        <w:t xml:space="preserve">Å lese det du liker best</w:t>
       </w:r>
     </w:p>
     <w:p>
@@ -7243,7 +7243,7 @@
         <w:ind w:left="420"/>
       </w:pPr>
       <w:r>
-        <w:t xml:space="preserve">Oppgi hvem som har laget det</w:t>
+        <w:t xml:space="preserve">Få lov og oppgi hvem som har laget det</w:t>
       </w:r>
     </w:p>
     <w:p>
@@ -7263,7 +7263,7 @@
         <w:ind w:left="420"/>
       </w:pPr>
       <w:r>
-        <w:t xml:space="preserve">Spørre vennene dine om lov</w:t>
+        <w:t xml:space="preserve">Spørre vennene dine om det er greit</w:t>
       </w:r>
     </w:p>
     <w:p>
@@ -7716,7 +7716,7 @@
         <w:ind w:left="420"/>
       </w:pPr>
       <w:r>
-        <w:t xml:space="preserve">Rasistiske og diskriminerende utsagn</w:t>
+        <w:t xml:space="preserve">Trusler og hatefulle ytringer mot noen</w:t>
       </w:r>
     </w:p>
     <w:p>
@@ -7974,7 +7974,7 @@
         <w:ind w:left="420"/>
       </w:pPr>
       <w:r>
-        <w:t xml:space="preserve">Ting som hører til deg og dine</w:t>
+        <w:t xml:space="preserve">Ting som bare gjelder deg og familien din</w:t>
       </w:r>
     </w:p>
     <w:p>
@@ -8050,37 +8050,37 @@
           <w:b/>
           <w:bCs/>
         </w:rPr>
-        <w:t xml:space="preserve">187. Noen deler et privat bilde av deg og skriver løgn om deg. Hva er dette?</w:t>
-      </w:r>
-    </w:p>
-    <w:p>
-      <w:pPr>
-        <w:keepNext/>
-        <w:spacing w:after="30"/>
-        <w:ind w:left="420"/>
-      </w:pPr>
-      <w:r>
-        <w:t xml:space="preserve">Ulovlig, og du kan melde det til politiet</w:t>
-      </w:r>
-    </w:p>
-    <w:p>
-      <w:pPr>
-        <w:keepNext/>
-        <w:spacing w:after="30"/>
-        <w:ind w:left="420"/>
-      </w:pPr>
-      <w:r>
-        <w:t xml:space="preserve">Lovlig, fordi det er ytringsfrihet</w:t>
-      </w:r>
-    </w:p>
-    <w:p>
-      <w:pPr>
-        <w:keepNext w:val="false"/>
-        <w:spacing w:after="30"/>
-        <w:ind w:left="420"/>
-      </w:pPr>
-      <w:r>
-        <w:t xml:space="preserve">Lovlig, hvis profilen er offentlig</w:t>
+        <w:t xml:space="preserve">187. Noen deler et privat bilde av deg uten å spørre deg. Hva er dette?</w:t>
+      </w:r>
+    </w:p>
+    <w:p>
+      <w:pPr>
+        <w:keepNext/>
+        <w:spacing w:after="30"/>
+        <w:ind w:left="420"/>
+      </w:pPr>
+      <w:r>
+        <w:t xml:space="preserve">Det kan være ulovlig, og du kan melde det</w:t>
+      </w:r>
+    </w:p>
+    <w:p>
+      <w:pPr>
+        <w:keepNext/>
+        <w:spacing w:after="30"/>
+        <w:ind w:left="420"/>
+      </w:pPr>
+      <w:r>
+        <w:t xml:space="preserve">Det er lovlig, fordi det er ytringsfrihet</w:t>
+      </w:r>
+    </w:p>
+    <w:p>
+      <w:pPr>
+        <w:keepNext w:val="false"/>
+        <w:spacing w:after="30"/>
+        <w:ind w:left="420"/>
+      </w:pPr>
+      <w:r>
+        <w:t xml:space="preserve">Det er lovlig, hvis profilen er offentlig</w:t>
       </w:r>
     </w:p>
     <w:p>
@@ -8123,7 +8123,7 @@
         <w:ind w:left="420"/>
       </w:pPr>
       <w:r>
-        <w:t xml:space="preserve">Det er nærmeste venner som ser det du deler</w:t>
+        <w:t xml:space="preserve">De nærmeste vennene dine er de eneste som ser det</w:t>
       </w:r>
     </w:p>
     <w:p>
@@ -8232,27 +8232,27 @@
         <w:ind w:left="420"/>
       </w:pPr>
       <w:r>
-        <w:t xml:space="preserve">En kilde som sier hvem som står bak</w:t>
-      </w:r>
-    </w:p>
-    <w:p>
-      <w:pPr>
-        <w:keepNext/>
-        <w:spacing w:after="30"/>
-        <w:ind w:left="420"/>
-      </w:pPr>
-      <w:r>
-        <w:t xml:space="preserve">En kilde som har mange følgere</w:t>
-      </w:r>
-    </w:p>
-    <w:p>
-      <w:pPr>
-        <w:keepNext w:val="false"/>
-        <w:spacing w:after="30"/>
-        <w:ind w:left="420"/>
-      </w:pPr>
-      <w:r>
-        <w:t xml:space="preserve">En kilde som bruker store overskrifter</w:t>
+        <w:t xml:space="preserve">En kjent kilde som viser hvor fakta kommer fra</w:t>
+      </w:r>
+    </w:p>
+    <w:p>
+      <w:pPr>
+        <w:keepNext/>
+        <w:spacing w:after="30"/>
+        <w:ind w:left="420"/>
+      </w:pPr>
+      <w:r>
+        <w:t xml:space="preserve">En kilde som har svært mange følgere</w:t>
+      </w:r>
+    </w:p>
+    <w:p>
+      <w:pPr>
+        <w:keepNext w:val="false"/>
+        <w:spacing w:after="30"/>
+        <w:ind w:left="420"/>
+      </w:pPr>
+      <w:r>
+        <w:t xml:space="preserve">En kilde som bruker store, sterke overskrifter</w:t>
       </w:r>
     </w:p>
     <w:p>
@@ -9254,7 +9254,7 @@
           <w:b/>
           <w:bCs/>
         </w:rPr>
-        <w:t xml:space="preserve">215. Hva er et personnummer?</w:t>
+        <w:t xml:space="preserve">215. Hva er et fødselsnummer (personnummer)?</w:t>
       </w:r>
     </w:p>
     <w:p>
@@ -9833,7 +9833,7 @@
         <w:ind w:left="420"/>
       </w:pPr>
       <w:r>
-        <w:t xml:space="preserve">Den kommer fra en kollega du kjenner</w:t>
+        <w:t xml:space="preserve">Den har riktig navn og logo fra banken</w:t>
       </w:r>
     </w:p>
     <w:p>
@@ -9866,27 +9866,27 @@
         <w:ind w:left="420"/>
       </w:pPr>
       <w:r>
-        <w:t xml:space="preserve">Andre kan se hva du gjør på nettet</w:t>
-      </w:r>
-    </w:p>
-    <w:p>
-      <w:pPr>
-        <w:keepNext/>
-        <w:spacing w:after="30"/>
-        <w:ind w:left="420"/>
-      </w:pPr>
-      <w:r>
-        <w:t xml:space="preserve">Wifi er ulovlig å bruke i Norge</w:t>
-      </w:r>
-    </w:p>
-    <w:p>
-      <w:pPr>
-        <w:keepNext w:val="false"/>
-        <w:spacing w:after="30"/>
-        <w:ind w:left="420"/>
-      </w:pPr>
-      <w:r>
-        <w:t xml:space="preserve">Nettbanken fungerer ikke på kafé</w:t>
+        <w:t xml:space="preserve">Noen kan lage et falskt wifi og lure deg</w:t>
+      </w:r>
+    </w:p>
+    <w:p>
+      <w:pPr>
+        <w:keepNext/>
+        <w:spacing w:after="30"/>
+        <w:ind w:left="420"/>
+      </w:pPr>
+      <w:r>
+        <w:t xml:space="preserve">Wifi er ulovlig å bruke på kafé i Norge</w:t>
+      </w:r>
+    </w:p>
+    <w:p>
+      <w:pPr>
+        <w:keepNext w:val="false"/>
+        <w:spacing w:after="30"/>
+        <w:ind w:left="420"/>
+      </w:pPr>
+      <w:r>
+        <w:t xml:space="preserve">Nettbanken virker ikke når du er på kafé</w:t>
       </w:r>
     </w:p>
     <w:p>

--- a/sporsmalsbank/ut/Spørsmålsbank_samfunnskunnskap.docx
+++ b/sporsmalsbank/ut/Spørsmålsbank_samfunnskunnskap.docx
@@ -15,7 +15,7 @@
         <w:spacing w:after="100"/>
       </w:pPr>
       <w:r>
-        <w:t xml:space="preserve">240 flervalgsspørsmål. Det første svaralternativet er alltid riktig.</w:t>
+        <w:t xml:space="preserve">320 flervalgsspørsmål. Det første svaralternativet er alltid riktig.</w:t>
       </w:r>
     </w:p>
     <w:p>
@@ -10360,6 +10360,3454 @@
       </w:pPr>
       <w:r>
         <w:t xml:space="preserve">En video som er tatt opp med dårlig lyd</w:t>
+      </w:r>
+    </w:p>
+    <w:p>
+      <w:pPr>
+        <w:pStyle w:val="Heading1"/>
+      </w:pPr>
+      <w:r>
+        <w:t xml:space="preserve">Ny i Norge (80 spørsmål)</w:t>
+      </w:r>
+    </w:p>
+    <w:p>
+      <w:pPr>
+        <w:keepNext/>
+        <w:spacing w:after="60" w:before="180"/>
+      </w:pPr>
+      <w:r>
+        <w:rPr>
+          <w:b/>
+          <w:bCs/>
+        </w:rPr>
+        <w:t xml:space="preserve">241. Omtrent hvor mange barn blir født i Norge hvert år?</w:t>
+      </w:r>
+    </w:p>
+    <w:p>
+      <w:pPr>
+        <w:keepNext/>
+        <w:spacing w:after="30"/>
+        <w:ind w:left="420"/>
+      </w:pPr>
+      <w:r>
+        <w:t xml:space="preserve">Omtrent 50 000 barn</w:t>
+      </w:r>
+    </w:p>
+    <w:p>
+      <w:pPr>
+        <w:keepNext/>
+        <w:spacing w:after="30"/>
+        <w:ind w:left="420"/>
+      </w:pPr>
+      <w:r>
+        <w:t xml:space="preserve">Omtrent 5 000 barn</w:t>
+      </w:r>
+    </w:p>
+    <w:p>
+      <w:pPr>
+        <w:keepNext w:val="false"/>
+        <w:spacing w:after="30"/>
+        <w:ind w:left="420"/>
+      </w:pPr>
+      <w:r>
+        <w:t xml:space="preserve">Omtrent 500 000 barn</w:t>
+      </w:r>
+    </w:p>
+    <w:p>
+      <w:pPr>
+        <w:keepNext/>
+        <w:spacing w:after="60" w:before="180"/>
+      </w:pPr>
+      <w:r>
+        <w:rPr>
+          <w:b/>
+          <w:bCs/>
+        </w:rPr>
+        <w:t xml:space="preserve">242. Hvor mange barn får en kvinne i Norge i gjennomsnitt?</w:t>
+      </w:r>
+    </w:p>
+    <w:p>
+      <w:pPr>
+        <w:keepNext/>
+        <w:spacing w:after="30"/>
+        <w:ind w:left="420"/>
+      </w:pPr>
+      <w:r>
+        <w:t xml:space="preserve">Omtrent 1,4 barn</w:t>
+      </w:r>
+    </w:p>
+    <w:p>
+      <w:pPr>
+        <w:keepNext/>
+        <w:spacing w:after="30"/>
+        <w:ind w:left="420"/>
+      </w:pPr>
+      <w:r>
+        <w:t xml:space="preserve">Omtrent 3 barn</w:t>
+      </w:r>
+    </w:p>
+    <w:p>
+      <w:pPr>
+        <w:keepNext w:val="false"/>
+        <w:spacing w:after="30"/>
+        <w:ind w:left="420"/>
+      </w:pPr>
+      <w:r>
+        <w:t xml:space="preserve">Omtrent 5 barn</w:t>
+      </w:r>
+    </w:p>
+    <w:p>
+      <w:pPr>
+        <w:keepNext/>
+        <w:spacing w:after="60" w:before="180"/>
+      </w:pPr>
+      <w:r>
+        <w:rPr>
+          <w:b/>
+          <w:bCs/>
+        </w:rPr>
+        <w:t xml:space="preserve">243. Hvor gammel er en kvinne i Norge når hun får første barn?</w:t>
+      </w:r>
+    </w:p>
+    <w:p>
+      <w:pPr>
+        <w:keepNext/>
+        <w:spacing w:after="30"/>
+        <w:ind w:left="420"/>
+      </w:pPr>
+      <w:r>
+        <w:t xml:space="preserve">Omtrent 30 år gammel</w:t>
+      </w:r>
+    </w:p>
+    <w:p>
+      <w:pPr>
+        <w:keepNext/>
+        <w:spacing w:after="30"/>
+        <w:ind w:left="420"/>
+      </w:pPr>
+      <w:r>
+        <w:t xml:space="preserve">Omtrent 20 år gammel</w:t>
+      </w:r>
+    </w:p>
+    <w:p>
+      <w:pPr>
+        <w:keepNext w:val="false"/>
+        <w:spacing w:after="30"/>
+        <w:ind w:left="420"/>
+      </w:pPr>
+      <w:r>
+        <w:t xml:space="preserve">Omtrent 40 år gammel</w:t>
+      </w:r>
+    </w:p>
+    <w:p>
+      <w:pPr>
+        <w:keepNext/>
+        <w:spacing w:after="60" w:before="180"/>
+      </w:pPr>
+      <w:r>
+        <w:rPr>
+          <w:b/>
+          <w:bCs/>
+        </w:rPr>
+        <w:t xml:space="preserve">244. Hva sier norsk lov om omskjæring av jenter?</w:t>
+      </w:r>
+    </w:p>
+    <w:p>
+      <w:pPr>
+        <w:keepNext/>
+        <w:spacing w:after="30"/>
+        <w:ind w:left="420"/>
+      </w:pPr>
+      <w:r>
+        <w:t xml:space="preserve">Det er forbudt, og straffen kan være opptil 15 år i fengsel</w:t>
+      </w:r>
+    </w:p>
+    <w:p>
+      <w:pPr>
+        <w:keepNext/>
+        <w:spacing w:after="30"/>
+        <w:ind w:left="420"/>
+      </w:pPr>
+      <w:r>
+        <w:t xml:space="preserve">Det er lov hvis foreldrene ønsker det og legen er enig</w:t>
+      </w:r>
+    </w:p>
+    <w:p>
+      <w:pPr>
+        <w:keepNext w:val="false"/>
+        <w:spacing w:after="30"/>
+        <w:ind w:left="420"/>
+      </w:pPr>
+      <w:r>
+        <w:t xml:space="preserve">Det er lov hvis jenta er over ti år gammel</w:t>
+      </w:r>
+    </w:p>
+    <w:p>
+      <w:pPr>
+        <w:keepNext/>
+        <w:spacing w:after="60" w:before="180"/>
+      </w:pPr>
+      <w:r>
+        <w:rPr>
+          <w:b/>
+          <w:bCs/>
+        </w:rPr>
+        <w:t xml:space="preserve">245. Hva er en barnehage?</w:t>
+      </w:r>
+    </w:p>
+    <w:p>
+      <w:pPr>
+        <w:keepNext/>
+        <w:spacing w:after="30"/>
+        <w:ind w:left="420"/>
+      </w:pPr>
+      <w:r>
+        <w:t xml:space="preserve">Et sted for små barn mens foreldrene er på jobb eller skole</w:t>
+      </w:r>
+    </w:p>
+    <w:p>
+      <w:pPr>
+        <w:keepNext/>
+        <w:spacing w:after="30"/>
+        <w:ind w:left="420"/>
+      </w:pPr>
+      <w:r>
+        <w:t xml:space="preserve">Et sted der barn lærer å lese og skrive før de begynner på skolen</w:t>
+      </w:r>
+    </w:p>
+    <w:p>
+      <w:pPr>
+        <w:keepNext w:val="false"/>
+        <w:spacing w:after="30"/>
+        <w:ind w:left="420"/>
+      </w:pPr>
+      <w:r>
+        <w:t xml:space="preserve">Et sted der barn bor når foreldrene er syke</w:t>
+      </w:r>
+    </w:p>
+    <w:p>
+      <w:pPr>
+        <w:keepNext/>
+        <w:spacing w:after="60" w:before="180"/>
+      </w:pPr>
+      <w:r>
+        <w:rPr>
+          <w:b/>
+          <w:bCs/>
+        </w:rPr>
+        <w:t xml:space="preserve">246. Hva betyr ordet «egenandel»?</w:t>
+      </w:r>
+    </w:p>
+    <w:p>
+      <w:pPr>
+        <w:keepNext/>
+        <w:spacing w:after="30"/>
+        <w:ind w:left="420"/>
+      </w:pPr>
+      <w:r>
+        <w:t xml:space="preserve">En del av prisen som du betaler selv</w:t>
+      </w:r>
+    </w:p>
+    <w:p>
+      <w:pPr>
+        <w:keepNext/>
+        <w:spacing w:after="30"/>
+        <w:ind w:left="420"/>
+      </w:pPr>
+      <w:r>
+        <w:t xml:space="preserve">Penger som du får fra staten</w:t>
+      </w:r>
+    </w:p>
+    <w:p>
+      <w:pPr>
+        <w:keepNext w:val="false"/>
+        <w:spacing w:after="30"/>
+        <w:ind w:left="420"/>
+      </w:pPr>
+      <w:r>
+        <w:t xml:space="preserve">Penger som du låner av banken</w:t>
+      </w:r>
+    </w:p>
+    <w:p>
+      <w:pPr>
+        <w:keepNext/>
+        <w:spacing w:after="60" w:before="180"/>
+      </w:pPr>
+      <w:r>
+        <w:rPr>
+          <w:b/>
+          <w:bCs/>
+        </w:rPr>
+        <w:t xml:space="preserve">247. Hva betaler foreldre for en plass i barnehagen?</w:t>
+      </w:r>
+    </w:p>
+    <w:p>
+      <w:pPr>
+        <w:keepNext/>
+        <w:spacing w:after="30"/>
+        <w:ind w:left="420"/>
+      </w:pPr>
+      <w:r>
+        <w:t xml:space="preserve">En egenandel hver måned</w:t>
+      </w:r>
+    </w:p>
+    <w:p>
+      <w:pPr>
+        <w:keepNext/>
+        <w:spacing w:after="30"/>
+        <w:ind w:left="420"/>
+      </w:pPr>
+      <w:r>
+        <w:t xml:space="preserve">Foreldrene betaler full pris selv</w:t>
+      </w:r>
+    </w:p>
+    <w:p>
+      <w:pPr>
+        <w:keepNext w:val="false"/>
+        <w:spacing w:after="30"/>
+        <w:ind w:left="420"/>
+      </w:pPr>
+      <w:r>
+        <w:t xml:space="preserve">Barnehagen er gratis for foreldrene</w:t>
+      </w:r>
+    </w:p>
+    <w:p>
+      <w:pPr>
+        <w:keepNext/>
+        <w:spacing w:after="60" w:before="180"/>
+      </w:pPr>
+      <w:r>
+        <w:rPr>
+          <w:b/>
+          <w:bCs/>
+        </w:rPr>
+        <w:t xml:space="preserve">248. Hvem kan få kontantstøtte?</w:t>
+      </w:r>
+    </w:p>
+    <w:p>
+      <w:pPr>
+        <w:keepNext/>
+        <w:spacing w:after="30"/>
+        <w:ind w:left="420"/>
+      </w:pPr>
+      <w:r>
+        <w:t xml:space="preserve">Foreldre med små barn som ikke har barnehageplass</w:t>
+      </w:r>
+    </w:p>
+    <w:p>
+      <w:pPr>
+        <w:keepNext/>
+        <w:spacing w:after="30"/>
+        <w:ind w:left="420"/>
+      </w:pPr>
+      <w:r>
+        <w:t xml:space="preserve">Foreldre som har barn på ungdomsskolen og videregående</w:t>
+      </w:r>
+    </w:p>
+    <w:p>
+      <w:pPr>
+        <w:keepNext w:val="false"/>
+        <w:spacing w:after="30"/>
+        <w:ind w:left="420"/>
+      </w:pPr>
+      <w:r>
+        <w:t xml:space="preserve">Foreldre som tar utdanning i utlandet</w:t>
+      </w:r>
+    </w:p>
+    <w:p>
+      <w:pPr>
+        <w:keepNext/>
+        <w:spacing w:after="60" w:before="180"/>
+      </w:pPr>
+      <w:r>
+        <w:rPr>
+          <w:b/>
+          <w:bCs/>
+        </w:rPr>
+        <w:t xml:space="preserve">249. Hva er foreldrepenger?</w:t>
+      </w:r>
+    </w:p>
+    <w:p>
+      <w:pPr>
+        <w:keepNext/>
+        <w:spacing w:after="30"/>
+        <w:ind w:left="420"/>
+      </w:pPr>
+      <w:r>
+        <w:t xml:space="preserve">Penger fra Nav når foreldre er hjemme med et nytt barn</w:t>
+      </w:r>
+    </w:p>
+    <w:p>
+      <w:pPr>
+        <w:keepNext/>
+        <w:spacing w:after="30"/>
+        <w:ind w:left="420"/>
+      </w:pPr>
+      <w:r>
+        <w:t xml:space="preserve">Penger fra barnehagen når barnet begynner</w:t>
+      </w:r>
+    </w:p>
+    <w:p>
+      <w:pPr>
+        <w:keepNext w:val="false"/>
+        <w:spacing w:after="30"/>
+        <w:ind w:left="420"/>
+      </w:pPr>
+      <w:r>
+        <w:t xml:space="preserve">Penger fra skolen når barnet er syk</w:t>
+      </w:r>
+    </w:p>
+    <w:p>
+      <w:pPr>
+        <w:keepNext/>
+        <w:spacing w:after="60" w:before="180"/>
+      </w:pPr>
+      <w:r>
+        <w:rPr>
+          <w:b/>
+          <w:bCs/>
+        </w:rPr>
+        <w:t xml:space="preserve">250. Hvem betaler barnetrygd til foreldrene?</w:t>
+      </w:r>
+    </w:p>
+    <w:p>
+      <w:pPr>
+        <w:keepNext/>
+        <w:spacing w:after="30"/>
+        <w:ind w:left="420"/>
+      </w:pPr>
+      <w:r>
+        <w:t xml:space="preserve">Staten</w:t>
+      </w:r>
+    </w:p>
+    <w:p>
+      <w:pPr>
+        <w:keepNext/>
+        <w:spacing w:after="30"/>
+        <w:ind w:left="420"/>
+      </w:pPr>
+      <w:r>
+        <w:t xml:space="preserve">Arbeidsgiveren</w:t>
+      </w:r>
+    </w:p>
+    <w:p>
+      <w:pPr>
+        <w:keepNext w:val="false"/>
+        <w:spacing w:after="30"/>
+        <w:ind w:left="420"/>
+      </w:pPr>
+      <w:r>
+        <w:t xml:space="preserve">Barnehagen</w:t>
+      </w:r>
+    </w:p>
+    <w:p>
+      <w:pPr>
+        <w:keepNext/>
+        <w:spacing w:after="60" w:before="180"/>
+      </w:pPr>
+      <w:r>
+        <w:rPr>
+          <w:b/>
+          <w:bCs/>
+        </w:rPr>
+        <w:t xml:space="preserve">251. Hvor lenge får foreldre barnetrygd for et barn?</w:t>
+      </w:r>
+    </w:p>
+    <w:p>
+      <w:pPr>
+        <w:keepNext/>
+        <w:spacing w:after="30"/>
+        <w:ind w:left="420"/>
+      </w:pPr>
+      <w:r>
+        <w:t xml:space="preserve">Til barnet er 18 år</w:t>
+      </w:r>
+    </w:p>
+    <w:p>
+      <w:pPr>
+        <w:keepNext/>
+        <w:spacing w:after="30"/>
+        <w:ind w:left="420"/>
+      </w:pPr>
+      <w:r>
+        <w:t xml:space="preserve">Til barnet er 12 år</w:t>
+      </w:r>
+    </w:p>
+    <w:p>
+      <w:pPr>
+        <w:keepNext w:val="false"/>
+        <w:spacing w:after="30"/>
+        <w:ind w:left="420"/>
+      </w:pPr>
+      <w:r>
+        <w:t xml:space="preserve">Til barnet begynner på skole</w:t>
+      </w:r>
+    </w:p>
+    <w:p>
+      <w:pPr>
+        <w:keepNext/>
+        <w:spacing w:after="60" w:before="180"/>
+      </w:pPr>
+      <w:r>
+        <w:rPr>
+          <w:b/>
+          <w:bCs/>
+        </w:rPr>
+        <w:t xml:space="preserve">252. Hvor mye barnetrygd får et barn i en rik familie?</w:t>
+      </w:r>
+    </w:p>
+    <w:p>
+      <w:pPr>
+        <w:keepNext/>
+        <w:spacing w:after="30"/>
+        <w:ind w:left="420"/>
+      </w:pPr>
+      <w:r>
+        <w:t xml:space="preserve">Like mye som et barn i en fattig familie</w:t>
+      </w:r>
+    </w:p>
+    <w:p>
+      <w:pPr>
+        <w:keepNext/>
+        <w:spacing w:after="30"/>
+        <w:ind w:left="420"/>
+      </w:pPr>
+      <w:r>
+        <w:t xml:space="preserve">Mer enn et barn i en fattig familie</w:t>
+      </w:r>
+    </w:p>
+    <w:p>
+      <w:pPr>
+        <w:keepNext w:val="false"/>
+        <w:spacing w:after="30"/>
+        <w:ind w:left="420"/>
+      </w:pPr>
+      <w:r>
+        <w:t xml:space="preserve">Mindre enn et barn i en fattig familie</w:t>
+      </w:r>
+    </w:p>
+    <w:p>
+      <w:pPr>
+        <w:keepNext/>
+        <w:spacing w:after="60" w:before="180"/>
+      </w:pPr>
+      <w:r>
+        <w:rPr>
+          <w:b/>
+          <w:bCs/>
+        </w:rPr>
+        <w:t xml:space="preserve">253. Hvor mange år varer grunnskolen i Norge?</w:t>
+      </w:r>
+    </w:p>
+    <w:p>
+      <w:pPr>
+        <w:keepNext/>
+        <w:spacing w:after="30"/>
+        <w:ind w:left="420"/>
+      </w:pPr>
+      <w:r>
+        <w:t xml:space="preserve">Ti år</w:t>
+      </w:r>
+    </w:p>
+    <w:p>
+      <w:pPr>
+        <w:keepNext/>
+        <w:spacing w:after="30"/>
+        <w:ind w:left="420"/>
+      </w:pPr>
+      <w:r>
+        <w:t xml:space="preserve">Syv år</w:t>
+      </w:r>
+    </w:p>
+    <w:p>
+      <w:pPr>
+        <w:keepNext w:val="false"/>
+        <w:spacing w:after="30"/>
+        <w:ind w:left="420"/>
+      </w:pPr>
+      <w:r>
+        <w:t xml:space="preserve">Tretten år</w:t>
+      </w:r>
+    </w:p>
+    <w:p>
+      <w:pPr>
+        <w:keepNext/>
+        <w:spacing w:after="60" w:before="180"/>
+      </w:pPr>
+      <w:r>
+        <w:rPr>
+          <w:b/>
+          <w:bCs/>
+        </w:rPr>
+        <w:t xml:space="preserve">254. Hvilke klasser er barneskolen?</w:t>
+      </w:r>
+    </w:p>
+    <w:p>
+      <w:pPr>
+        <w:keepNext/>
+        <w:spacing w:after="30"/>
+        <w:ind w:left="420"/>
+      </w:pPr>
+      <w:r>
+        <w:t xml:space="preserve">1. til 7. klasse</w:t>
+      </w:r>
+    </w:p>
+    <w:p>
+      <w:pPr>
+        <w:keepNext/>
+        <w:spacing w:after="30"/>
+        <w:ind w:left="420"/>
+      </w:pPr>
+      <w:r>
+        <w:t xml:space="preserve">1. til 4. klasse</w:t>
+      </w:r>
+    </w:p>
+    <w:p>
+      <w:pPr>
+        <w:keepNext w:val="false"/>
+        <w:spacing w:after="30"/>
+        <w:ind w:left="420"/>
+      </w:pPr>
+      <w:r>
+        <w:t xml:space="preserve">5. til 10. klasse</w:t>
+      </w:r>
+    </w:p>
+    <w:p>
+      <w:pPr>
+        <w:keepNext/>
+        <w:spacing w:after="60" w:before="180"/>
+      </w:pPr>
+      <w:r>
+        <w:rPr>
+          <w:b/>
+          <w:bCs/>
+        </w:rPr>
+        <w:t xml:space="preserve">255. Hvor gamle er elever på ungdomsskolen?</w:t>
+      </w:r>
+    </w:p>
+    <w:p>
+      <w:pPr>
+        <w:keepNext/>
+        <w:spacing w:after="30"/>
+        <w:ind w:left="420"/>
+      </w:pPr>
+      <w:r>
+        <w:t xml:space="preserve">Omtrent 13 til 16 år</w:t>
+      </w:r>
+    </w:p>
+    <w:p>
+      <w:pPr>
+        <w:keepNext/>
+        <w:spacing w:after="30"/>
+        <w:ind w:left="420"/>
+      </w:pPr>
+      <w:r>
+        <w:t xml:space="preserve">Omtrent 7 til 10 år</w:t>
+      </w:r>
+    </w:p>
+    <w:p>
+      <w:pPr>
+        <w:keepNext w:val="false"/>
+        <w:spacing w:after="30"/>
+        <w:ind w:left="420"/>
+      </w:pPr>
+      <w:r>
+        <w:t xml:space="preserve">Omtrent 16 til 19 år</w:t>
+      </w:r>
+    </w:p>
+    <w:p>
+      <w:pPr>
+        <w:keepNext/>
+        <w:spacing w:after="60" w:before="180"/>
+      </w:pPr>
+      <w:r>
+        <w:rPr>
+          <w:b/>
+          <w:bCs/>
+        </w:rPr>
+        <w:t xml:space="preserve">256. Fra hvilken alder må barn gå på skole i Norge?</w:t>
+      </w:r>
+    </w:p>
+    <w:p>
+      <w:pPr>
+        <w:keepNext/>
+        <w:spacing w:after="30"/>
+        <w:ind w:left="420"/>
+      </w:pPr>
+      <w:r>
+        <w:t xml:space="preserve">Fra de er seks år, i 1. klasse</w:t>
+      </w:r>
+    </w:p>
+    <w:p>
+      <w:pPr>
+        <w:keepNext/>
+        <w:spacing w:after="30"/>
+        <w:ind w:left="420"/>
+      </w:pPr>
+      <w:r>
+        <w:t xml:space="preserve">Fra de er tre år, som i barnehagen</w:t>
+      </w:r>
+    </w:p>
+    <w:p>
+      <w:pPr>
+        <w:keepNext w:val="false"/>
+        <w:spacing w:after="30"/>
+        <w:ind w:left="420"/>
+      </w:pPr>
+      <w:r>
+        <w:t xml:space="preserve">Fra de er ti år, i 5. klasse</w:t>
+      </w:r>
+    </w:p>
+    <w:p>
+      <w:pPr>
+        <w:keepNext/>
+        <w:spacing w:after="60" w:before="180"/>
+      </w:pPr>
+      <w:r>
+        <w:rPr>
+          <w:b/>
+          <w:bCs/>
+        </w:rPr>
+        <w:t xml:space="preserve">257. Hva koster det å gå på offentlig grunnskole?</w:t>
+      </w:r>
+    </w:p>
+    <w:p>
+      <w:pPr>
+        <w:keepNext/>
+        <w:spacing w:after="30"/>
+        <w:ind w:left="420"/>
+      </w:pPr>
+      <w:r>
+        <w:t xml:space="preserve">Ingenting, skolen er gratis</w:t>
+      </w:r>
+    </w:p>
+    <w:p>
+      <w:pPr>
+        <w:keepNext/>
+        <w:spacing w:after="30"/>
+        <w:ind w:left="420"/>
+      </w:pPr>
+      <w:r>
+        <w:t xml:space="preserve">En liten pris hver måned</w:t>
+      </w:r>
+    </w:p>
+    <w:p>
+      <w:pPr>
+        <w:keepNext w:val="false"/>
+        <w:spacing w:after="30"/>
+        <w:ind w:left="420"/>
+      </w:pPr>
+      <w:r>
+        <w:t xml:space="preserve">Halv pris for lav inntekt</w:t>
+      </w:r>
+    </w:p>
+    <w:p>
+      <w:pPr>
+        <w:keepNext/>
+        <w:spacing w:after="60" w:before="180"/>
+      </w:pPr>
+      <w:r>
+        <w:rPr>
+          <w:b/>
+          <w:bCs/>
+        </w:rPr>
+        <w:t xml:space="preserve">258. Hva er SFO?</w:t>
+      </w:r>
+    </w:p>
+    <w:p>
+      <w:pPr>
+        <w:keepNext/>
+        <w:spacing w:after="30"/>
+        <w:ind w:left="420"/>
+      </w:pPr>
+      <w:r>
+        <w:t xml:space="preserve">Et tilbud for barn på skolen før og etter skoletid</w:t>
+      </w:r>
+    </w:p>
+    <w:p>
+      <w:pPr>
+        <w:keepNext/>
+        <w:spacing w:after="30"/>
+        <w:ind w:left="420"/>
+      </w:pPr>
+      <w:r>
+        <w:t xml:space="preserve">Et fag på barneskolen der barna lærer om sport og friluftsliv</w:t>
+      </w:r>
+    </w:p>
+    <w:p>
+      <w:pPr>
+        <w:keepNext w:val="false"/>
+        <w:spacing w:after="30"/>
+        <w:ind w:left="420"/>
+      </w:pPr>
+      <w:r>
+        <w:t xml:space="preserve">En skole for barn som trenger ekstra hjelp</w:t>
+      </w:r>
+    </w:p>
+    <w:p>
+      <w:pPr>
+        <w:keepNext/>
+        <w:spacing w:after="60" w:before="180"/>
+      </w:pPr>
+      <w:r>
+        <w:rPr>
+          <w:b/>
+          <w:bCs/>
+        </w:rPr>
+        <w:t xml:space="preserve">259. Omtrent hvor mange barn i 1. til 4. klasse går på SFO?</w:t>
+      </w:r>
+    </w:p>
+    <w:p>
+      <w:pPr>
+        <w:keepNext/>
+        <w:spacing w:after="30"/>
+        <w:ind w:left="420"/>
+      </w:pPr>
+      <w:r>
+        <w:t xml:space="preserve">Omtrent åtte av ti barn</w:t>
+      </w:r>
+    </w:p>
+    <w:p>
+      <w:pPr>
+        <w:keepNext/>
+        <w:spacing w:after="30"/>
+        <w:ind w:left="420"/>
+      </w:pPr>
+      <w:r>
+        <w:t xml:space="preserve">Omtrent to av ti barn</w:t>
+      </w:r>
+    </w:p>
+    <w:p>
+      <w:pPr>
+        <w:keepNext w:val="false"/>
+        <w:spacing w:after="30"/>
+        <w:ind w:left="420"/>
+      </w:pPr>
+      <w:r>
+        <w:t xml:space="preserve">Omtrent én av ti barn</w:t>
+      </w:r>
+    </w:p>
+    <w:p>
+      <w:pPr>
+        <w:keepNext/>
+        <w:spacing w:after="60" w:before="180"/>
+      </w:pPr>
+      <w:r>
+        <w:rPr>
+          <w:b/>
+          <w:bCs/>
+        </w:rPr>
+        <w:t xml:space="preserve">260. Hvor mange fullfører videregående skole i Norge?</w:t>
+      </w:r>
+    </w:p>
+    <w:p>
+      <w:pPr>
+        <w:keepNext/>
+        <w:spacing w:after="30"/>
+        <w:ind w:left="420"/>
+      </w:pPr>
+      <w:r>
+        <w:t xml:space="preserve">Nesten åtte av ti elever</w:t>
+      </w:r>
+    </w:p>
+    <w:p>
+      <w:pPr>
+        <w:keepNext/>
+        <w:spacing w:after="30"/>
+        <w:ind w:left="420"/>
+      </w:pPr>
+      <w:r>
+        <w:t xml:space="preserve">Omtrent fire av ti elever</w:t>
+      </w:r>
+    </w:p>
+    <w:p>
+      <w:pPr>
+        <w:keepNext w:val="false"/>
+        <w:spacing w:after="30"/>
+        <w:ind w:left="420"/>
+      </w:pPr>
+      <w:r>
+        <w:t xml:space="preserve">Omtrent seks av ti elever</w:t>
+      </w:r>
+    </w:p>
+    <w:p>
+      <w:pPr>
+        <w:keepNext/>
+        <w:spacing w:after="60" w:before="180"/>
+      </w:pPr>
+      <w:r>
+        <w:rPr>
+          <w:b/>
+          <w:bCs/>
+        </w:rPr>
+        <w:t xml:space="preserve">261. Hvor mange elever velger yrkesfag på videregående?</w:t>
+      </w:r>
+    </w:p>
+    <w:p>
+      <w:pPr>
+        <w:keepNext/>
+        <w:spacing w:after="30"/>
+        <w:ind w:left="420"/>
+      </w:pPr>
+      <w:r>
+        <w:t xml:space="preserve">Omtrent halvparten</w:t>
+      </w:r>
+    </w:p>
+    <w:p>
+      <w:pPr>
+        <w:keepNext/>
+        <w:spacing w:after="30"/>
+        <w:ind w:left="420"/>
+      </w:pPr>
+      <w:r>
+        <w:t xml:space="preserve">Omtrent én av ti elever</w:t>
+      </w:r>
+    </w:p>
+    <w:p>
+      <w:pPr>
+        <w:keepNext w:val="false"/>
+        <w:spacing w:after="30"/>
+        <w:ind w:left="420"/>
+      </w:pPr>
+      <w:r>
+        <w:t xml:space="preserve">Omtrent ni av ti elever</w:t>
+      </w:r>
+    </w:p>
+    <w:p>
+      <w:pPr>
+        <w:keepNext/>
+        <w:spacing w:after="60" w:before="180"/>
+      </w:pPr>
+      <w:r>
+        <w:rPr>
+          <w:b/>
+          <w:bCs/>
+        </w:rPr>
+        <w:t xml:space="preserve">262. Hva gir studiespesialisering deg?</w:t>
+      </w:r>
+    </w:p>
+    <w:p>
+      <w:pPr>
+        <w:keepNext/>
+        <w:spacing w:after="30"/>
+        <w:ind w:left="420"/>
+      </w:pPr>
+      <w:r>
+        <w:t xml:space="preserve">Rett til å søke på universitet og høgskole</w:t>
+      </w:r>
+    </w:p>
+    <w:p>
+      <w:pPr>
+        <w:keepNext/>
+        <w:spacing w:after="30"/>
+        <w:ind w:left="420"/>
+      </w:pPr>
+      <w:r>
+        <w:t xml:space="preserve">Rett til å få fagbrev som lærling</w:t>
+      </w:r>
+    </w:p>
+    <w:p>
+      <w:pPr>
+        <w:keepNext w:val="false"/>
+        <w:spacing w:after="30"/>
+        <w:ind w:left="420"/>
+      </w:pPr>
+      <w:r>
+        <w:t xml:space="preserve">Rett til å starte i 1. klasse på SFO</w:t>
+      </w:r>
+    </w:p>
+    <w:p>
+      <w:pPr>
+        <w:keepNext/>
+        <w:spacing w:after="60" w:before="180"/>
+      </w:pPr>
+      <w:r>
+        <w:rPr>
+          <w:b/>
+          <w:bCs/>
+        </w:rPr>
+        <w:t xml:space="preserve">263. Hva kan du få etter yrkesfag og læretid?</w:t>
+      </w:r>
+    </w:p>
+    <w:p>
+      <w:pPr>
+        <w:keepNext/>
+        <w:spacing w:after="30"/>
+        <w:ind w:left="420"/>
+      </w:pPr>
+      <w:r>
+        <w:t xml:space="preserve">Fagbrev</w:t>
+      </w:r>
+    </w:p>
+    <w:p>
+      <w:pPr>
+        <w:keepNext/>
+        <w:spacing w:after="30"/>
+        <w:ind w:left="420"/>
+      </w:pPr>
+      <w:r>
+        <w:t xml:space="preserve">Bachelorgrad</w:t>
+      </w:r>
+    </w:p>
+    <w:p>
+      <w:pPr>
+        <w:keepNext w:val="false"/>
+        <w:spacing w:after="30"/>
+        <w:ind w:left="420"/>
+      </w:pPr>
+      <w:r>
+        <w:t xml:space="preserve">Studielån</w:t>
+      </w:r>
+    </w:p>
+    <w:p>
+      <w:pPr>
+        <w:keepNext/>
+        <w:spacing w:after="60" w:before="180"/>
+      </w:pPr>
+      <w:r>
+        <w:rPr>
+          <w:b/>
+          <w:bCs/>
+        </w:rPr>
+        <w:t xml:space="preserve">264. Hva er en lærling?</w:t>
+      </w:r>
+    </w:p>
+    <w:p>
+      <w:pPr>
+        <w:keepNext/>
+        <w:spacing w:after="30"/>
+        <w:ind w:left="420"/>
+      </w:pPr>
+      <w:r>
+        <w:t xml:space="preserve">En person som lærer et yrke på en arbeidsplass</w:t>
+      </w:r>
+    </w:p>
+    <w:p>
+      <w:pPr>
+        <w:keepNext/>
+        <w:spacing w:after="30"/>
+        <w:ind w:left="420"/>
+      </w:pPr>
+      <w:r>
+        <w:t xml:space="preserve">En elev som tar ekstra fag på ungdomsskolen i helgene</w:t>
+      </w:r>
+    </w:p>
+    <w:p>
+      <w:pPr>
+        <w:keepNext w:val="false"/>
+        <w:spacing w:after="30"/>
+        <w:ind w:left="420"/>
+      </w:pPr>
+      <w:r>
+        <w:t xml:space="preserve">En student som tar bachelor på universitetet</w:t>
+      </w:r>
+    </w:p>
+    <w:p>
+      <w:pPr>
+        <w:keepNext/>
+        <w:spacing w:after="60" w:before="180"/>
+      </w:pPr>
+      <w:r>
+        <w:rPr>
+          <w:b/>
+          <w:bCs/>
+        </w:rPr>
+        <w:t xml:space="preserve">265. Hva er en bachelorgrad?</w:t>
+      </w:r>
+    </w:p>
+    <w:p>
+      <w:pPr>
+        <w:keepNext/>
+        <w:spacing w:after="30"/>
+        <w:ind w:left="420"/>
+      </w:pPr>
+      <w:r>
+        <w:t xml:space="preserve">En utdanning på universitetet som tar omtrent tre år</w:t>
+      </w:r>
+    </w:p>
+    <w:p>
+      <w:pPr>
+        <w:keepNext/>
+        <w:spacing w:after="30"/>
+        <w:ind w:left="420"/>
+      </w:pPr>
+      <w:r>
+        <w:t xml:space="preserve">En utdanning på videregående som tar to år</w:t>
+      </w:r>
+    </w:p>
+    <w:p>
+      <w:pPr>
+        <w:keepNext w:val="false"/>
+        <w:spacing w:after="30"/>
+        <w:ind w:left="420"/>
+      </w:pPr>
+      <w:r>
+        <w:t xml:space="preserve">En utdanning for lærlinger som tar fire år</w:t>
+      </w:r>
+    </w:p>
+    <w:p>
+      <w:pPr>
+        <w:keepNext/>
+        <w:spacing w:after="60" w:before="180"/>
+      </w:pPr>
+      <w:r>
+        <w:rPr>
+          <w:b/>
+          <w:bCs/>
+        </w:rPr>
+        <w:t xml:space="preserve">266. Hva er et stipend?</w:t>
+      </w:r>
+    </w:p>
+    <w:p>
+      <w:pPr>
+        <w:keepNext/>
+        <w:spacing w:after="30"/>
+        <w:ind w:left="420"/>
+      </w:pPr>
+      <w:r>
+        <w:t xml:space="preserve">Penger til studenter som de ikke må betale tilbake</w:t>
+      </w:r>
+    </w:p>
+    <w:p>
+      <w:pPr>
+        <w:keepNext/>
+        <w:spacing w:after="30"/>
+        <w:ind w:left="420"/>
+      </w:pPr>
+      <w:r>
+        <w:t xml:space="preserve">Penger til studenter som de må betale tilbake senere</w:t>
+      </w:r>
+    </w:p>
+    <w:p>
+      <w:pPr>
+        <w:keepNext w:val="false"/>
+        <w:spacing w:after="30"/>
+        <w:ind w:left="420"/>
+      </w:pPr>
+      <w:r>
+        <w:t xml:space="preserve">Penger til lærlinger fra arbeidsgiveren</w:t>
+      </w:r>
+    </w:p>
+    <w:p>
+      <w:pPr>
+        <w:keepNext/>
+        <w:spacing w:after="60" w:before="180"/>
+      </w:pPr>
+      <w:r>
+        <w:rPr>
+          <w:b/>
+          <w:bCs/>
+        </w:rPr>
+        <w:t xml:space="preserve">267. Hvem gir studielån i Norge?</w:t>
+      </w:r>
+    </w:p>
+    <w:p>
+      <w:pPr>
+        <w:keepNext/>
+        <w:spacing w:after="30"/>
+        <w:ind w:left="420"/>
+      </w:pPr>
+      <w:r>
+        <w:t xml:space="preserve">Lånekassen</w:t>
+      </w:r>
+    </w:p>
+    <w:p>
+      <w:pPr>
+        <w:keepNext/>
+        <w:spacing w:after="30"/>
+        <w:ind w:left="420"/>
+      </w:pPr>
+      <w:r>
+        <w:t xml:space="preserve">Nav</w:t>
+      </w:r>
+    </w:p>
+    <w:p>
+      <w:pPr>
+        <w:keepNext w:val="false"/>
+        <w:spacing w:after="30"/>
+        <w:ind w:left="420"/>
+      </w:pPr>
+      <w:r>
+        <w:t xml:space="preserve">Skatteetaten</w:t>
+      </w:r>
+    </w:p>
+    <w:p>
+      <w:pPr>
+        <w:keepNext/>
+        <w:spacing w:after="60" w:before="180"/>
+      </w:pPr>
+      <w:r>
+        <w:rPr>
+          <w:b/>
+          <w:bCs/>
+        </w:rPr>
+        <w:t xml:space="preserve">268. Hvor mye studiegjeld har mange studenter etter studiene?</w:t>
+      </w:r>
+    </w:p>
+    <w:p>
+      <w:pPr>
+        <w:keepNext/>
+        <w:spacing w:after="30"/>
+        <w:ind w:left="420"/>
+      </w:pPr>
+      <w:r>
+        <w:t xml:space="preserve">Over 300 000 kroner</w:t>
+      </w:r>
+    </w:p>
+    <w:p>
+      <w:pPr>
+        <w:keepNext/>
+        <w:spacing w:after="30"/>
+        <w:ind w:left="420"/>
+      </w:pPr>
+      <w:r>
+        <w:t xml:space="preserve">Under 30 000 kroner</w:t>
+      </w:r>
+    </w:p>
+    <w:p>
+      <w:pPr>
+        <w:keepNext w:val="false"/>
+        <w:spacing w:after="30"/>
+        <w:ind w:left="420"/>
+      </w:pPr>
+      <w:r>
+        <w:t xml:space="preserve">Omtrent 3 000 kroner</w:t>
+      </w:r>
+    </w:p>
+    <w:p>
+      <w:pPr>
+        <w:keepNext/>
+        <w:spacing w:after="60" w:before="180"/>
+      </w:pPr>
+      <w:r>
+        <w:rPr>
+          <w:b/>
+          <w:bCs/>
+        </w:rPr>
+        <w:t xml:space="preserve">269. Hva betyr det å være myndig?</w:t>
+      </w:r>
+    </w:p>
+    <w:p>
+      <w:pPr>
+        <w:keepNext/>
+        <w:spacing w:after="30"/>
+        <w:ind w:left="420"/>
+      </w:pPr>
+      <w:r>
+        <w:t xml:space="preserve">Du bestemmer selv over livet og pengene dine</w:t>
+      </w:r>
+    </w:p>
+    <w:p>
+      <w:pPr>
+        <w:keepNext/>
+        <w:spacing w:after="30"/>
+        <w:ind w:left="420"/>
+      </w:pPr>
+      <w:r>
+        <w:t xml:space="preserve">Du må begynne å jobbe full tid</w:t>
+      </w:r>
+    </w:p>
+    <w:p>
+      <w:pPr>
+        <w:keepNext w:val="false"/>
+        <w:spacing w:after="30"/>
+        <w:ind w:left="420"/>
+      </w:pPr>
+      <w:r>
+        <w:t xml:space="preserve">Du må bo hjemme hos foreldrene</w:t>
+      </w:r>
+    </w:p>
+    <w:p>
+      <w:pPr>
+        <w:keepNext/>
+        <w:spacing w:after="60" w:before="180"/>
+      </w:pPr>
+      <w:r>
+        <w:rPr>
+          <w:b/>
+          <w:bCs/>
+        </w:rPr>
+        <w:t xml:space="preserve">270. Når blir en person myndig i Norge?</w:t>
+      </w:r>
+    </w:p>
+    <w:p>
+      <w:pPr>
+        <w:keepNext/>
+        <w:spacing w:after="30"/>
+        <w:ind w:left="420"/>
+      </w:pPr>
+      <w:r>
+        <w:t xml:space="preserve">Når personen er 18 år</w:t>
+      </w:r>
+    </w:p>
+    <w:p>
+      <w:pPr>
+        <w:keepNext/>
+        <w:spacing w:after="30"/>
+        <w:ind w:left="420"/>
+      </w:pPr>
+      <w:r>
+        <w:t xml:space="preserve">Når personen er 16 år</w:t>
+      </w:r>
+    </w:p>
+    <w:p>
+      <w:pPr>
+        <w:keepNext w:val="false"/>
+        <w:spacing w:after="30"/>
+        <w:ind w:left="420"/>
+      </w:pPr>
+      <w:r>
+        <w:t xml:space="preserve">Når personen er 21 år</w:t>
+      </w:r>
+    </w:p>
+    <w:p>
+      <w:pPr>
+        <w:keepNext/>
+        <w:spacing w:after="60" w:before="180"/>
+      </w:pPr>
+      <w:r>
+        <w:rPr>
+          <w:b/>
+          <w:bCs/>
+        </w:rPr>
+        <w:t xml:space="preserve">271. Hvem har ansvar for barn under 18 år?</w:t>
+      </w:r>
+    </w:p>
+    <w:p>
+      <w:pPr>
+        <w:keepNext/>
+        <w:spacing w:after="30"/>
+        <w:ind w:left="420"/>
+      </w:pPr>
+      <w:r>
+        <w:t xml:space="preserve">Foreldrene</w:t>
+      </w:r>
+    </w:p>
+    <w:p>
+      <w:pPr>
+        <w:keepNext/>
+        <w:spacing w:after="30"/>
+        <w:ind w:left="420"/>
+      </w:pPr>
+      <w:r>
+        <w:t xml:space="preserve">Barna selv</w:t>
+      </w:r>
+    </w:p>
+    <w:p>
+      <w:pPr>
+        <w:keepNext w:val="false"/>
+        <w:spacing w:after="30"/>
+        <w:ind w:left="420"/>
+      </w:pPr>
+      <w:r>
+        <w:t xml:space="preserve">Skolen</w:t>
+      </w:r>
+    </w:p>
+    <w:p>
+      <w:pPr>
+        <w:keepNext/>
+        <w:spacing w:after="60" w:before="180"/>
+      </w:pPr>
+      <w:r>
+        <w:rPr>
+          <w:b/>
+          <w:bCs/>
+        </w:rPr>
+        <w:t xml:space="preserve">272. Hvor gamle er mange nordmenn når de gifter seg?</w:t>
+      </w:r>
+    </w:p>
+    <w:p>
+      <w:pPr>
+        <w:keepNext/>
+        <w:spacing w:after="30"/>
+        <w:ind w:left="420"/>
+      </w:pPr>
+      <w:r>
+        <w:t xml:space="preserve">Mellom 30 og 40 år gamle</w:t>
+      </w:r>
+    </w:p>
+    <w:p>
+      <w:pPr>
+        <w:keepNext/>
+        <w:spacing w:after="30"/>
+        <w:ind w:left="420"/>
+      </w:pPr>
+      <w:r>
+        <w:t xml:space="preserve">Mellom 18 og 20 år gamle</w:t>
+      </w:r>
+    </w:p>
+    <w:p>
+      <w:pPr>
+        <w:keepNext w:val="false"/>
+        <w:spacing w:after="30"/>
+        <w:ind w:left="420"/>
+      </w:pPr>
+      <w:r>
+        <w:t xml:space="preserve">Mellom 50 og 60 år gamle</w:t>
+      </w:r>
+    </w:p>
+    <w:p>
+      <w:pPr>
+        <w:keepNext/>
+        <w:spacing w:after="60" w:before="180"/>
+      </w:pPr>
+      <w:r>
+        <w:rPr>
+          <w:b/>
+          <w:bCs/>
+        </w:rPr>
+        <w:t xml:space="preserve">273. Hva betyr det å være samboer?</w:t>
+      </w:r>
+    </w:p>
+    <w:p>
+      <w:pPr>
+        <w:keepNext/>
+        <w:spacing w:after="30"/>
+        <w:ind w:left="420"/>
+      </w:pPr>
+      <w:r>
+        <w:t xml:space="preserve">Å bo sammen som par uten å være gift</w:t>
+      </w:r>
+    </w:p>
+    <w:p>
+      <w:pPr>
+        <w:keepNext/>
+        <w:spacing w:after="30"/>
+        <w:ind w:left="420"/>
+      </w:pPr>
+      <w:r>
+        <w:t xml:space="preserve">Å bo sammen med foreldrene som voksen</w:t>
+      </w:r>
+    </w:p>
+    <w:p>
+      <w:pPr>
+        <w:keepNext w:val="false"/>
+        <w:spacing w:after="30"/>
+        <w:ind w:left="420"/>
+      </w:pPr>
+      <w:r>
+        <w:t xml:space="preserve">Å bo sammen med en venn for å spare penger</w:t>
+      </w:r>
+    </w:p>
+    <w:p>
+      <w:pPr>
+        <w:keepNext/>
+        <w:spacing w:after="60" w:before="180"/>
+      </w:pPr>
+      <w:r>
+        <w:rPr>
+          <w:b/>
+          <w:bCs/>
+        </w:rPr>
+        <w:t xml:space="preserve">274. Hva er skilsmisse?</w:t>
+      </w:r>
+    </w:p>
+    <w:p>
+      <w:pPr>
+        <w:keepNext/>
+        <w:spacing w:after="30"/>
+        <w:ind w:left="420"/>
+      </w:pPr>
+      <w:r>
+        <w:t xml:space="preserve">Når et gift par avslutter ekteskapet</w:t>
+      </w:r>
+    </w:p>
+    <w:p>
+      <w:pPr>
+        <w:keepNext/>
+        <w:spacing w:after="30"/>
+        <w:ind w:left="420"/>
+      </w:pPr>
+      <w:r>
+        <w:t xml:space="preserve">Når et par flytter sammen uten å gifte seg</w:t>
+      </w:r>
+    </w:p>
+    <w:p>
+      <w:pPr>
+        <w:keepNext w:val="false"/>
+        <w:spacing w:after="30"/>
+        <w:ind w:left="420"/>
+      </w:pPr>
+      <w:r>
+        <w:t xml:space="preserve">Når et par får et barn og blir foreldre</w:t>
+      </w:r>
+    </w:p>
+    <w:p>
+      <w:pPr>
+        <w:keepNext/>
+        <w:spacing w:after="60" w:before="180"/>
+      </w:pPr>
+      <w:r>
+        <w:rPr>
+          <w:b/>
+          <w:bCs/>
+        </w:rPr>
+        <w:t xml:space="preserve">275. Hva betyr likestilling?</w:t>
+      </w:r>
+    </w:p>
+    <w:p>
+      <w:pPr>
+        <w:keepNext/>
+        <w:spacing w:after="30"/>
+        <w:ind w:left="420"/>
+      </w:pPr>
+      <w:r>
+        <w:t xml:space="preserve">Kvinner og menn har samme rettigheter og muligheter</w:t>
+      </w:r>
+    </w:p>
+    <w:p>
+      <w:pPr>
+        <w:keepNext/>
+        <w:spacing w:after="30"/>
+        <w:ind w:left="420"/>
+      </w:pPr>
+      <w:r>
+        <w:t xml:space="preserve">Kvinner og menn må gjøre det samme arbeidet</w:t>
+      </w:r>
+    </w:p>
+    <w:p>
+      <w:pPr>
+        <w:keepNext w:val="false"/>
+        <w:spacing w:after="30"/>
+        <w:ind w:left="420"/>
+      </w:pPr>
+      <w:r>
+        <w:t xml:space="preserve">Kvinner og menn må være like gamle</w:t>
+      </w:r>
+    </w:p>
+    <w:p>
+      <w:pPr>
+        <w:keepNext/>
+        <w:spacing w:after="60" w:before="180"/>
+      </w:pPr>
+      <w:r>
+        <w:rPr>
+          <w:b/>
+          <w:bCs/>
+        </w:rPr>
+        <w:t xml:space="preserve">276. Hva er et boliglån?</w:t>
+      </w:r>
+    </w:p>
+    <w:p>
+      <w:pPr>
+        <w:keepNext/>
+        <w:spacing w:after="30"/>
+        <w:ind w:left="420"/>
+      </w:pPr>
+      <w:r>
+        <w:t xml:space="preserve">Penger fra banken som du bruker til å kjøpe bolig</w:t>
+      </w:r>
+    </w:p>
+    <w:p>
+      <w:pPr>
+        <w:keepNext/>
+        <w:spacing w:after="30"/>
+        <w:ind w:left="420"/>
+      </w:pPr>
+      <w:r>
+        <w:t xml:space="preserve">Penger fra staten som du får når du flytter</w:t>
+      </w:r>
+    </w:p>
+    <w:p>
+      <w:pPr>
+        <w:keepNext w:val="false"/>
+        <w:spacing w:after="30"/>
+        <w:ind w:left="420"/>
+      </w:pPr>
+      <w:r>
+        <w:t xml:space="preserve">Penger som du betaler til utleier hver måned</w:t>
+      </w:r>
+    </w:p>
+    <w:p>
+      <w:pPr>
+        <w:keepNext/>
+        <w:spacing w:after="60" w:before="180"/>
+      </w:pPr>
+      <w:r>
+        <w:rPr>
+          <w:b/>
+          <w:bCs/>
+        </w:rPr>
+        <w:t xml:space="preserve">277. Hvor mye gjeld tar mange med seg når de kjøper bolig?</w:t>
+      </w:r>
+    </w:p>
+    <w:p>
+      <w:pPr>
+        <w:keepNext/>
+        <w:spacing w:after="30"/>
+        <w:ind w:left="420"/>
+      </w:pPr>
+      <w:r>
+        <w:t xml:space="preserve">Over to millioner kroner</w:t>
+      </w:r>
+    </w:p>
+    <w:p>
+      <w:pPr>
+        <w:keepNext/>
+        <w:spacing w:after="30"/>
+        <w:ind w:left="420"/>
+      </w:pPr>
+      <w:r>
+        <w:t xml:space="preserve">Omtrent 200 000 kroner til hver bolig</w:t>
+      </w:r>
+    </w:p>
+    <w:p>
+      <w:pPr>
+        <w:keepNext w:val="false"/>
+        <w:spacing w:after="30"/>
+        <w:ind w:left="420"/>
+      </w:pPr>
+      <w:r>
+        <w:t xml:space="preserve">Omtrent 20 000 kroner til hver bolig</w:t>
+      </w:r>
+    </w:p>
+    <w:p>
+      <w:pPr>
+        <w:keepNext/>
+        <w:spacing w:after="60" w:before="180"/>
+      </w:pPr>
+      <w:r>
+        <w:rPr>
+          <w:b/>
+          <w:bCs/>
+        </w:rPr>
+        <w:t xml:space="preserve">278. Hvilken etat betaler ut pensjon fra folketrygden?</w:t>
+      </w:r>
+    </w:p>
+    <w:p>
+      <w:pPr>
+        <w:keepNext/>
+        <w:spacing w:after="30"/>
+        <w:ind w:left="420"/>
+      </w:pPr>
+      <w:r>
+        <w:t xml:space="preserve">Nav</w:t>
+      </w:r>
+    </w:p>
+    <w:p>
+      <w:pPr>
+        <w:keepNext/>
+        <w:spacing w:after="30"/>
+        <w:ind w:left="420"/>
+      </w:pPr>
+      <w:r>
+        <w:t xml:space="preserve">Lånekassen</w:t>
+      </w:r>
+    </w:p>
+    <w:p>
+      <w:pPr>
+        <w:keepNext w:val="false"/>
+        <w:spacing w:after="30"/>
+        <w:ind w:left="420"/>
+      </w:pPr>
+      <w:r>
+        <w:t xml:space="preserve">Skatteetaten</w:t>
+      </w:r>
+    </w:p>
+    <w:p>
+      <w:pPr>
+        <w:keepNext/>
+        <w:spacing w:after="60" w:before="180"/>
+      </w:pPr>
+      <w:r>
+        <w:rPr>
+          <w:b/>
+          <w:bCs/>
+        </w:rPr>
+        <w:t xml:space="preserve">279. Hvor gamle er mange nordmenn når de slutter å jobbe?</w:t>
+      </w:r>
+    </w:p>
+    <w:p>
+      <w:pPr>
+        <w:keepNext/>
+        <w:spacing w:after="30"/>
+        <w:ind w:left="420"/>
+      </w:pPr>
+      <w:r>
+        <w:t xml:space="preserve">Omtrent 67 år gamle</w:t>
+      </w:r>
+    </w:p>
+    <w:p>
+      <w:pPr>
+        <w:keepNext/>
+        <w:spacing w:after="30"/>
+        <w:ind w:left="420"/>
+      </w:pPr>
+      <w:r>
+        <w:t xml:space="preserve">Omtrent 50 år gamle</w:t>
+      </w:r>
+    </w:p>
+    <w:p>
+      <w:pPr>
+        <w:keepNext w:val="false"/>
+        <w:spacing w:after="30"/>
+        <w:ind w:left="420"/>
+      </w:pPr>
+      <w:r>
+        <w:t xml:space="preserve">Omtrent 80 år gamle</w:t>
+      </w:r>
+    </w:p>
+    <w:p>
+      <w:pPr>
+        <w:keepNext/>
+        <w:spacing w:after="60" w:before="180"/>
+      </w:pPr>
+      <w:r>
+        <w:rPr>
+          <w:b/>
+          <w:bCs/>
+        </w:rPr>
+        <w:t xml:space="preserve">280. Hva er kremasjon?</w:t>
+      </w:r>
+    </w:p>
+    <w:p>
+      <w:pPr>
+        <w:keepNext/>
+        <w:spacing w:after="30"/>
+        <w:ind w:left="420"/>
+      </w:pPr>
+      <w:r>
+        <w:t xml:space="preserve">Når en død person blir brent</w:t>
+      </w:r>
+    </w:p>
+    <w:p>
+      <w:pPr>
+        <w:keepNext/>
+        <w:spacing w:after="30"/>
+        <w:ind w:left="420"/>
+      </w:pPr>
+      <w:r>
+        <w:t xml:space="preserve">Når en død person blir lagt i jorden</w:t>
+      </w:r>
+    </w:p>
+    <w:p>
+      <w:pPr>
+        <w:keepNext w:val="false"/>
+        <w:spacing w:after="30"/>
+        <w:ind w:left="420"/>
+      </w:pPr>
+      <w:r>
+        <w:t xml:space="preserve">Når en død person blir sendt til hjemlandet</w:t>
+      </w:r>
+    </w:p>
+    <w:p>
+      <w:pPr>
+        <w:keepNext/>
+        <w:spacing w:after="60" w:before="180"/>
+      </w:pPr>
+      <w:r>
+        <w:rPr>
+          <w:b/>
+          <w:bCs/>
+        </w:rPr>
+        <w:t xml:space="preserve">281. Hva er arv?</w:t>
+      </w:r>
+    </w:p>
+    <w:p>
+      <w:pPr>
+        <w:keepNext/>
+        <w:spacing w:after="30"/>
+        <w:ind w:left="420"/>
+      </w:pPr>
+      <w:r>
+        <w:t xml:space="preserve">Penger og ting du får når et familiemedlem dør</w:t>
+      </w:r>
+    </w:p>
+    <w:p>
+      <w:pPr>
+        <w:keepNext/>
+        <w:spacing w:after="30"/>
+        <w:ind w:left="420"/>
+      </w:pPr>
+      <w:r>
+        <w:t xml:space="preserve">Penger du får når du gifter deg med noen</w:t>
+      </w:r>
+    </w:p>
+    <w:p>
+      <w:pPr>
+        <w:keepNext w:val="false"/>
+        <w:spacing w:after="30"/>
+        <w:ind w:left="420"/>
+      </w:pPr>
+      <w:r>
+        <w:t xml:space="preserve">Penger du får fra staten når du fyller 18 år og blir myndig</w:t>
+      </w:r>
+    </w:p>
+    <w:p>
+      <w:pPr>
+        <w:keepNext/>
+        <w:spacing w:after="60" w:before="180"/>
+      </w:pPr>
+      <w:r>
+        <w:rPr>
+          <w:b/>
+          <w:bCs/>
+        </w:rPr>
+        <w:t xml:space="preserve">282. Hva er et testament?</w:t>
+      </w:r>
+    </w:p>
+    <w:p>
+      <w:pPr>
+        <w:keepNext/>
+        <w:spacing w:after="30"/>
+        <w:ind w:left="420"/>
+      </w:pPr>
+      <w:r>
+        <w:t xml:space="preserve">Et dokument om hvem som skal arve etter en person</w:t>
+      </w:r>
+    </w:p>
+    <w:p>
+      <w:pPr>
+        <w:keepNext/>
+        <w:spacing w:after="30"/>
+        <w:ind w:left="420"/>
+      </w:pPr>
+      <w:r>
+        <w:t xml:space="preserve">Et dokument om hvem som eier en bolig</w:t>
+      </w:r>
+    </w:p>
+    <w:p>
+      <w:pPr>
+        <w:keepNext w:val="false"/>
+        <w:spacing w:after="30"/>
+        <w:ind w:left="420"/>
+      </w:pPr>
+      <w:r>
+        <w:t xml:space="preserve">Et dokument om hvem som er gift med hvem</w:t>
+      </w:r>
+    </w:p>
+    <w:p>
+      <w:pPr>
+        <w:keepNext/>
+        <w:spacing w:after="60" w:before="180"/>
+      </w:pPr>
+      <w:r>
+        <w:rPr>
+          <w:b/>
+          <w:bCs/>
+        </w:rPr>
+        <w:t xml:space="preserve">283. Hva er en innvandrer?</w:t>
+      </w:r>
+    </w:p>
+    <w:p>
+      <w:pPr>
+        <w:keepNext/>
+        <w:spacing w:after="30"/>
+        <w:ind w:left="420"/>
+      </w:pPr>
+      <w:r>
+        <w:t xml:space="preserve">En person som har flyttet til Norge fra et annet land</w:t>
+      </w:r>
+    </w:p>
+    <w:p>
+      <w:pPr>
+        <w:keepNext/>
+        <w:spacing w:after="30"/>
+        <w:ind w:left="420"/>
+      </w:pPr>
+      <w:r>
+        <w:t xml:space="preserve">En person som er på ferie hos familie i Norge i to uker</w:t>
+      </w:r>
+    </w:p>
+    <w:p>
+      <w:pPr>
+        <w:keepNext w:val="false"/>
+        <w:spacing w:after="30"/>
+        <w:ind w:left="420"/>
+      </w:pPr>
+      <w:r>
+        <w:t xml:space="preserve">En person som er født og oppvokst i Norge</w:t>
+      </w:r>
+    </w:p>
+    <w:p>
+      <w:pPr>
+        <w:keepNext/>
+        <w:spacing w:after="60" w:before="180"/>
+      </w:pPr>
+      <w:r>
+        <w:rPr>
+          <w:b/>
+          <w:bCs/>
+        </w:rPr>
+        <w:t xml:space="preserve">284. Hva betyr ordet «oppholdstillatelse»?</w:t>
+      </w:r>
+    </w:p>
+    <w:p>
+      <w:pPr>
+        <w:keepNext/>
+        <w:spacing w:after="30"/>
+        <w:ind w:left="420"/>
+      </w:pPr>
+      <w:r>
+        <w:t xml:space="preserve">En tillatelse til å bo i Norge</w:t>
+      </w:r>
+    </w:p>
+    <w:p>
+      <w:pPr>
+        <w:keepNext/>
+        <w:spacing w:after="30"/>
+        <w:ind w:left="420"/>
+      </w:pPr>
+      <w:r>
+        <w:t xml:space="preserve">En tillatelse til å kjøre bil i Norge</w:t>
+      </w:r>
+    </w:p>
+    <w:p>
+      <w:pPr>
+        <w:keepNext w:val="false"/>
+        <w:spacing w:after="30"/>
+        <w:ind w:left="420"/>
+      </w:pPr>
+      <w:r>
+        <w:t xml:space="preserve">En tillatelse til å jobbe på sykehus</w:t>
+      </w:r>
+    </w:p>
+    <w:p>
+      <w:pPr>
+        <w:keepNext/>
+        <w:spacing w:after="60" w:before="180"/>
+      </w:pPr>
+      <w:r>
+        <w:rPr>
+          <w:b/>
+          <w:bCs/>
+        </w:rPr>
+        <w:t xml:space="preserve">285. Hvem behandler søknader om oppholdstillatelse i Norge?</w:t>
+      </w:r>
+    </w:p>
+    <w:p>
+      <w:pPr>
+        <w:keepNext/>
+        <w:spacing w:after="30"/>
+        <w:ind w:left="420"/>
+      </w:pPr>
+      <w:r>
+        <w:t xml:space="preserve">Utlendingsdirektoratet (UDI)</w:t>
+      </w:r>
+    </w:p>
+    <w:p>
+      <w:pPr>
+        <w:keepNext/>
+        <w:spacing w:after="30"/>
+        <w:ind w:left="420"/>
+      </w:pPr>
+      <w:r>
+        <w:t xml:space="preserve">Arbeids- og velferdsetaten (Nav)</w:t>
+      </w:r>
+    </w:p>
+    <w:p>
+      <w:pPr>
+        <w:keepNext w:val="false"/>
+        <w:spacing w:after="30"/>
+        <w:ind w:left="420"/>
+      </w:pPr>
+      <w:r>
+        <w:t xml:space="preserve">Integrerings- og mangfoldsdirektoratet (IMDi)</w:t>
+      </w:r>
+    </w:p>
+    <w:p>
+      <w:pPr>
+        <w:keepNext/>
+        <w:spacing w:after="60" w:before="180"/>
+      </w:pPr>
+      <w:r>
+        <w:rPr>
+          <w:b/>
+          <w:bCs/>
+        </w:rPr>
+        <w:t xml:space="preserve">286. Hva er nettsiden til UDI?</w:t>
+      </w:r>
+    </w:p>
+    <w:p>
+      <w:pPr>
+        <w:keepNext/>
+        <w:spacing w:after="30"/>
+        <w:ind w:left="420"/>
+      </w:pPr>
+      <w:r>
+        <w:t xml:space="preserve">udi.no</w:t>
+      </w:r>
+    </w:p>
+    <w:p>
+      <w:pPr>
+        <w:keepNext/>
+        <w:spacing w:after="30"/>
+        <w:ind w:left="420"/>
+      </w:pPr>
+      <w:r>
+        <w:t xml:space="preserve">nav.no</w:t>
+      </w:r>
+    </w:p>
+    <w:p>
+      <w:pPr>
+        <w:keepNext w:val="false"/>
+        <w:spacing w:after="30"/>
+        <w:ind w:left="420"/>
+      </w:pPr>
+      <w:r>
+        <w:t xml:space="preserve">skatteetaten.no</w:t>
+      </w:r>
+    </w:p>
+    <w:p>
+      <w:pPr>
+        <w:keepNext/>
+        <w:spacing w:after="60" w:before="180"/>
+      </w:pPr>
+      <w:r>
+        <w:rPr>
+          <w:b/>
+          <w:bCs/>
+        </w:rPr>
+        <w:t xml:space="preserve">287. Hvor registrerer borgere fra EU og EØS seg når de flytter til Norge?</w:t>
+      </w:r>
+    </w:p>
+    <w:p>
+      <w:pPr>
+        <w:keepNext/>
+        <w:spacing w:after="30"/>
+        <w:ind w:left="420"/>
+      </w:pPr>
+      <w:r>
+        <w:t xml:space="preserve">Hos politiet</w:t>
+      </w:r>
+    </w:p>
+    <w:p>
+      <w:pPr>
+        <w:keepNext/>
+        <w:spacing w:after="30"/>
+        <w:ind w:left="420"/>
+      </w:pPr>
+      <w:r>
+        <w:t xml:space="preserve">Hos Nav</w:t>
+      </w:r>
+    </w:p>
+    <w:p>
+      <w:pPr>
+        <w:keepNext w:val="false"/>
+        <w:spacing w:after="30"/>
+        <w:ind w:left="420"/>
+      </w:pPr>
+      <w:r>
+        <w:t xml:space="preserve">Hos kommunen</w:t>
+      </w:r>
+    </w:p>
+    <w:p>
+      <w:pPr>
+        <w:keepNext/>
+        <w:spacing w:after="60" w:before="180"/>
+      </w:pPr>
+      <w:r>
+        <w:rPr>
+          <w:b/>
+          <w:bCs/>
+        </w:rPr>
+        <w:t xml:space="preserve">288. Hva er en midlertidig oppholdstillatelse?</w:t>
+      </w:r>
+    </w:p>
+    <w:p>
+      <w:pPr>
+        <w:keepNext/>
+        <w:spacing w:after="30"/>
+        <w:ind w:left="420"/>
+      </w:pPr>
+      <w:r>
+        <w:t xml:space="preserve">En tillatelse som varer en periode, og du må søke på nytt</w:t>
+      </w:r>
+    </w:p>
+    <w:p>
+      <w:pPr>
+        <w:keepNext/>
+        <w:spacing w:after="30"/>
+        <w:ind w:left="420"/>
+      </w:pPr>
+      <w:r>
+        <w:t xml:space="preserve">En tillatelse som du får for resten av livet</w:t>
+      </w:r>
+    </w:p>
+    <w:p>
+      <w:pPr>
+        <w:keepNext w:val="false"/>
+        <w:spacing w:after="30"/>
+        <w:ind w:left="420"/>
+      </w:pPr>
+      <w:r>
+        <w:t xml:space="preserve">En tillatelse som du får som turist</w:t>
+      </w:r>
+    </w:p>
+    <w:p>
+      <w:pPr>
+        <w:keepNext/>
+        <w:spacing w:after="60" w:before="180"/>
+      </w:pPr>
+      <w:r>
+        <w:rPr>
+          <w:b/>
+          <w:bCs/>
+        </w:rPr>
+        <w:t xml:space="preserve">289. Hva betyr permanent oppholdstillatelse?</w:t>
+      </w:r>
+    </w:p>
+    <w:p>
+      <w:pPr>
+        <w:keepNext/>
+        <w:spacing w:after="30"/>
+        <w:ind w:left="420"/>
+      </w:pPr>
+      <w:r>
+        <w:t xml:space="preserve">Du kan bo i Norge uten å søke om ny tillatelse</w:t>
+      </w:r>
+    </w:p>
+    <w:p>
+      <w:pPr>
+        <w:keepNext/>
+        <w:spacing w:after="30"/>
+        <w:ind w:left="420"/>
+      </w:pPr>
+      <w:r>
+        <w:t xml:space="preserve">Du har fått norsk pass og norsk statsborgerskap</w:t>
+      </w:r>
+    </w:p>
+    <w:p>
+      <w:pPr>
+        <w:keepNext w:val="false"/>
+        <w:spacing w:after="30"/>
+        <w:ind w:left="420"/>
+      </w:pPr>
+      <w:r>
+        <w:t xml:space="preserve">Du må søke om ny tillatelse hvert år</w:t>
+      </w:r>
+    </w:p>
+    <w:p>
+      <w:pPr>
+        <w:keepNext/>
+        <w:spacing w:after="60" w:before="180"/>
+      </w:pPr>
+      <w:r>
+        <w:rPr>
+          <w:b/>
+          <w:bCs/>
+        </w:rPr>
+        <w:t xml:space="preserve">290. Hva er et statsborgerskap?</w:t>
+      </w:r>
+    </w:p>
+    <w:p>
+      <w:pPr>
+        <w:keepNext/>
+        <w:spacing w:after="30"/>
+        <w:ind w:left="420"/>
+      </w:pPr>
+      <w:r>
+        <w:t xml:space="preserve">Du tilhører et land og har rettigheter og plikter der</w:t>
+      </w:r>
+    </w:p>
+    <w:p>
+      <w:pPr>
+        <w:keepNext/>
+        <w:spacing w:after="30"/>
+        <w:ind w:left="420"/>
+      </w:pPr>
+      <w:r>
+        <w:t xml:space="preserve">Du har lov til å besøke et land som turist i tre måneder</w:t>
+      </w:r>
+    </w:p>
+    <w:p>
+      <w:pPr>
+        <w:keepNext w:val="false"/>
+        <w:spacing w:after="30"/>
+        <w:ind w:left="420"/>
+      </w:pPr>
+      <w:r>
+        <w:t xml:space="preserve">Du har lov til å jobbe i et land i ett år</w:t>
+      </w:r>
+    </w:p>
+    <w:p>
+      <w:pPr>
+        <w:keepNext/>
+        <w:spacing w:after="60" w:before="180"/>
+      </w:pPr>
+      <w:r>
+        <w:rPr>
+          <w:b/>
+          <w:bCs/>
+        </w:rPr>
+        <w:t xml:space="preserve">291. Hva er en flyktning?</w:t>
+      </w:r>
+    </w:p>
+    <w:p>
+      <w:pPr>
+        <w:keepNext/>
+        <w:spacing w:after="30"/>
+        <w:ind w:left="420"/>
+      </w:pPr>
+      <w:r>
+        <w:t xml:space="preserve">En person som må forlate landet sitt fordi livet er i fare</w:t>
+      </w:r>
+    </w:p>
+    <w:p>
+      <w:pPr>
+        <w:keepNext/>
+        <w:spacing w:after="30"/>
+        <w:ind w:left="420"/>
+      </w:pPr>
+      <w:r>
+        <w:t xml:space="preserve">En person som flytter til et nytt land for å jobbe</w:t>
+      </w:r>
+    </w:p>
+    <w:p>
+      <w:pPr>
+        <w:keepNext w:val="false"/>
+        <w:spacing w:after="30"/>
+        <w:ind w:left="420"/>
+      </w:pPr>
+      <w:r>
+        <w:t xml:space="preserve">En person som flytter til et nytt land for å studere</w:t>
+      </w:r>
+    </w:p>
+    <w:p>
+      <w:pPr>
+        <w:keepNext/>
+        <w:spacing w:after="60" w:before="180"/>
+      </w:pPr>
+      <w:r>
+        <w:rPr>
+          <w:b/>
+          <w:bCs/>
+        </w:rPr>
+        <w:t xml:space="preserve">292. Hva er en arbeidsinnvandrer?</w:t>
+      </w:r>
+    </w:p>
+    <w:p>
+      <w:pPr>
+        <w:keepNext/>
+        <w:spacing w:after="30"/>
+        <w:ind w:left="420"/>
+      </w:pPr>
+      <w:r>
+        <w:t xml:space="preserve">En person som flytter til Norge for å jobbe</w:t>
+      </w:r>
+    </w:p>
+    <w:p>
+      <w:pPr>
+        <w:keepNext/>
+        <w:spacing w:after="30"/>
+        <w:ind w:left="420"/>
+      </w:pPr>
+      <w:r>
+        <w:t xml:space="preserve">En person som får hjelp av FN til å flytte</w:t>
+      </w:r>
+    </w:p>
+    <w:p>
+      <w:pPr>
+        <w:keepNext w:val="false"/>
+        <w:spacing w:after="30"/>
+        <w:ind w:left="420"/>
+      </w:pPr>
+      <w:r>
+        <w:t xml:space="preserve">En person som flytter for å være sammen med familie</w:t>
+      </w:r>
+    </w:p>
+    <w:p>
+      <w:pPr>
+        <w:keepNext/>
+        <w:spacing w:after="60" w:before="180"/>
+      </w:pPr>
+      <w:r>
+        <w:rPr>
+          <w:b/>
+          <w:bCs/>
+        </w:rPr>
+        <w:t xml:space="preserve">293. Hva er en asylsøker?</w:t>
+      </w:r>
+    </w:p>
+    <w:p>
+      <w:pPr>
+        <w:keepNext/>
+        <w:spacing w:after="30"/>
+        <w:ind w:left="420"/>
+      </w:pPr>
+      <w:r>
+        <w:t xml:space="preserve">En person som har søkt om beskyttelse og venter på svar</w:t>
+      </w:r>
+    </w:p>
+    <w:p>
+      <w:pPr>
+        <w:keepNext/>
+        <w:spacing w:after="30"/>
+        <w:ind w:left="420"/>
+      </w:pPr>
+      <w:r>
+        <w:t xml:space="preserve">En person som har fått norsk statsborgerskap for noen år siden</w:t>
+      </w:r>
+    </w:p>
+    <w:p>
+      <w:pPr>
+        <w:keepNext w:val="false"/>
+        <w:spacing w:after="30"/>
+        <w:ind w:left="420"/>
+      </w:pPr>
+      <w:r>
+        <w:t xml:space="preserve">En person som jobber for UDI og behandler saker</w:t>
+      </w:r>
+    </w:p>
+    <w:p>
+      <w:pPr>
+        <w:keepNext/>
+        <w:spacing w:after="60" w:before="180"/>
+      </w:pPr>
+      <w:r>
+        <w:rPr>
+          <w:b/>
+          <w:bCs/>
+        </w:rPr>
+        <w:t xml:space="preserve">294. Hva er asyl?</w:t>
+      </w:r>
+    </w:p>
+    <w:p>
+      <w:pPr>
+        <w:keepNext/>
+        <w:spacing w:after="30"/>
+        <w:ind w:left="420"/>
+      </w:pPr>
+      <w:r>
+        <w:t xml:space="preserve">Beskyttelse for en person som er forfulgt i hjemlandet</w:t>
+      </w:r>
+    </w:p>
+    <w:p>
+      <w:pPr>
+        <w:keepNext/>
+        <w:spacing w:after="30"/>
+        <w:ind w:left="420"/>
+      </w:pPr>
+      <w:r>
+        <w:t xml:space="preserve">Tillatelse til å jobbe i Norge i ett år</w:t>
+      </w:r>
+    </w:p>
+    <w:p>
+      <w:pPr>
+        <w:keepNext w:val="false"/>
+        <w:spacing w:after="30"/>
+        <w:ind w:left="420"/>
+      </w:pPr>
+      <w:r>
+        <w:t xml:space="preserve">Tillatelse til å besøke familie i Norge</w:t>
+      </w:r>
+    </w:p>
+    <w:p>
+      <w:pPr>
+        <w:keepNext/>
+        <w:spacing w:after="60" w:before="180"/>
+      </w:pPr>
+      <w:r>
+        <w:rPr>
+          <w:b/>
+          <w:bCs/>
+        </w:rPr>
+        <w:t xml:space="preserve">295. Hvordan vurderer Norge en søknad om asyl?</w:t>
+      </w:r>
+    </w:p>
+    <w:p>
+      <w:pPr>
+        <w:keepNext/>
+        <w:spacing w:after="30"/>
+        <w:ind w:left="420"/>
+      </w:pPr>
+      <w:r>
+        <w:t xml:space="preserve">Hver søker får sin egen vurdering</w:t>
+      </w:r>
+    </w:p>
+    <w:p>
+      <w:pPr>
+        <w:keepNext/>
+        <w:spacing w:after="30"/>
+        <w:ind w:left="420"/>
+      </w:pPr>
+      <w:r>
+        <w:t xml:space="preserve">Familien får én felles vurdering</w:t>
+      </w:r>
+    </w:p>
+    <w:p>
+      <w:pPr>
+        <w:keepNext w:val="false"/>
+        <w:spacing w:after="30"/>
+        <w:ind w:left="420"/>
+      </w:pPr>
+      <w:r>
+        <w:t xml:space="preserve">Søkere fra samme land får samme svar</w:t>
+      </w:r>
+    </w:p>
+    <w:p>
+      <w:pPr>
+        <w:keepNext/>
+        <w:spacing w:after="60" w:before="180"/>
+      </w:pPr>
+      <w:r>
+        <w:rPr>
+          <w:b/>
+          <w:bCs/>
+        </w:rPr>
+        <w:t xml:space="preserve">296. Hvem er kvoteflyktninger?</w:t>
+      </w:r>
+    </w:p>
+    <w:p>
+      <w:pPr>
+        <w:keepNext/>
+        <w:spacing w:after="30"/>
+        <w:ind w:left="420"/>
+      </w:pPr>
+      <w:r>
+        <w:t xml:space="preserve">Flyktninger som er valgt ut før de kommer til Norge</w:t>
+      </w:r>
+    </w:p>
+    <w:p>
+      <w:pPr>
+        <w:keepNext/>
+        <w:spacing w:after="30"/>
+        <w:ind w:left="420"/>
+      </w:pPr>
+      <w:r>
+        <w:t xml:space="preserve">Flyktninger som kommer til den norske grensen på egen hånd</w:t>
+      </w:r>
+    </w:p>
+    <w:p>
+      <w:pPr>
+        <w:keepNext w:val="false"/>
+        <w:spacing w:after="30"/>
+        <w:ind w:left="420"/>
+      </w:pPr>
+      <w:r>
+        <w:t xml:space="preserve">Flyktninger som får jobb i Norge først</w:t>
+      </w:r>
+    </w:p>
+    <w:p>
+      <w:pPr>
+        <w:keepNext/>
+        <w:spacing w:after="60" w:before="180"/>
+      </w:pPr>
+      <w:r>
+        <w:rPr>
+          <w:b/>
+          <w:bCs/>
+        </w:rPr>
+        <w:t xml:space="preserve">297. Hvilken organisasjon hjelper Norge med å velge kvoteflyktninger?</w:t>
+      </w:r>
+    </w:p>
+    <w:p>
+      <w:pPr>
+        <w:keepNext/>
+        <w:spacing w:after="30"/>
+        <w:ind w:left="420"/>
+      </w:pPr>
+      <w:r>
+        <w:t xml:space="preserve">UNHCR, FNs flyktningorganisasjon</w:t>
+      </w:r>
+    </w:p>
+    <w:p>
+      <w:pPr>
+        <w:keepNext/>
+        <w:spacing w:after="30"/>
+        <w:ind w:left="420"/>
+      </w:pPr>
+      <w:r>
+        <w:t xml:space="preserve">NATO, en forsvarsorganisasjon</w:t>
+      </w:r>
+    </w:p>
+    <w:p>
+      <w:pPr>
+        <w:keepNext w:val="false"/>
+        <w:spacing w:after="30"/>
+        <w:ind w:left="420"/>
+      </w:pPr>
+      <w:r>
+        <w:t xml:space="preserve">EU, et samarbeid mellom europeiske land</w:t>
+      </w:r>
+    </w:p>
+    <w:p>
+      <w:pPr>
+        <w:keepNext/>
+        <w:spacing w:after="60" w:before="180"/>
+      </w:pPr>
+      <w:r>
+        <w:rPr>
+          <w:b/>
+          <w:bCs/>
+        </w:rPr>
+        <w:t xml:space="preserve">298. Hvilken tillatelse får kvoteflyktninger først?</w:t>
+      </w:r>
+    </w:p>
+    <w:p>
+      <w:pPr>
+        <w:keepNext/>
+        <w:spacing w:after="30"/>
+        <w:ind w:left="420"/>
+      </w:pPr>
+      <w:r>
+        <w:t xml:space="preserve">En midlertidig tillatelse</w:t>
+      </w:r>
+    </w:p>
+    <w:p>
+      <w:pPr>
+        <w:keepNext/>
+        <w:spacing w:after="30"/>
+        <w:ind w:left="420"/>
+      </w:pPr>
+      <w:r>
+        <w:t xml:space="preserve">En permanent tillatelse</w:t>
+      </w:r>
+    </w:p>
+    <w:p>
+      <w:pPr>
+        <w:keepNext w:val="false"/>
+        <w:spacing w:after="30"/>
+        <w:ind w:left="420"/>
+      </w:pPr>
+      <w:r>
+        <w:t xml:space="preserve">Norsk statsborgerskap</w:t>
+      </w:r>
+    </w:p>
+    <w:p>
+      <w:pPr>
+        <w:keepNext/>
+        <w:spacing w:after="60" w:before="180"/>
+      </w:pPr>
+      <w:r>
+        <w:rPr>
+          <w:b/>
+          <w:bCs/>
+        </w:rPr>
+        <w:t xml:space="preserve">299. Hva er familiegjenforening?</w:t>
+      </w:r>
+    </w:p>
+    <w:p>
+      <w:pPr>
+        <w:keepNext/>
+        <w:spacing w:after="30"/>
+        <w:ind w:left="420"/>
+      </w:pPr>
+      <w:r>
+        <w:t xml:space="preserve">Et familiemedlem får flytte til familie som bor i Norge</w:t>
+      </w:r>
+    </w:p>
+    <w:p>
+      <w:pPr>
+        <w:keepNext/>
+        <w:spacing w:after="30"/>
+        <w:ind w:left="420"/>
+      </w:pPr>
+      <w:r>
+        <w:t xml:space="preserve">En familie får lavere skatt de første årene i Norge</w:t>
+      </w:r>
+    </w:p>
+    <w:p>
+      <w:pPr>
+        <w:keepNext w:val="false"/>
+        <w:spacing w:after="30"/>
+        <w:ind w:left="420"/>
+      </w:pPr>
+      <w:r>
+        <w:t xml:space="preserve">En familie får gratis bolig fra kommunen</w:t>
+      </w:r>
+    </w:p>
+    <w:p>
+      <w:pPr>
+        <w:keepNext/>
+        <w:spacing w:after="60" w:before="180"/>
+      </w:pPr>
+      <w:r>
+        <w:rPr>
+          <w:b/>
+          <w:bCs/>
+        </w:rPr>
+        <w:t xml:space="preserve">300. Hva er introduksjonsprogrammet?</w:t>
+      </w:r>
+    </w:p>
+    <w:p>
+      <w:pPr>
+        <w:keepNext/>
+        <w:spacing w:after="30"/>
+        <w:ind w:left="420"/>
+      </w:pPr>
+      <w:r>
+        <w:t xml:space="preserve">Et opplæringstilbud for nyankomne flyktninger</w:t>
+      </w:r>
+    </w:p>
+    <w:p>
+      <w:pPr>
+        <w:keepNext/>
+        <w:spacing w:after="30"/>
+        <w:ind w:left="420"/>
+      </w:pPr>
+      <w:r>
+        <w:t xml:space="preserve">Et program på TV for nye innbyggere</w:t>
+      </w:r>
+    </w:p>
+    <w:p>
+      <w:pPr>
+        <w:keepNext w:val="false"/>
+        <w:spacing w:after="30"/>
+        <w:ind w:left="420"/>
+      </w:pPr>
+      <w:r>
+        <w:t xml:space="preserve">Et kurs for norske barn om andre land</w:t>
+      </w:r>
+    </w:p>
+    <w:p>
+      <w:pPr>
+        <w:keepNext/>
+        <w:spacing w:after="60" w:before="180"/>
+      </w:pPr>
+      <w:r>
+        <w:rPr>
+          <w:b/>
+          <w:bCs/>
+        </w:rPr>
+        <w:t xml:space="preserve">301. Hva er målet med introduksjonsprogrammet?</w:t>
+      </w:r>
+    </w:p>
+    <w:p>
+      <w:pPr>
+        <w:keepNext/>
+        <w:spacing w:after="30"/>
+        <w:ind w:left="420"/>
+      </w:pPr>
+      <w:r>
+        <w:t xml:space="preserve">Å lære norsk og komme i jobb eller utdanning</w:t>
+      </w:r>
+    </w:p>
+    <w:p>
+      <w:pPr>
+        <w:keepNext/>
+        <w:spacing w:after="30"/>
+        <w:ind w:left="420"/>
+      </w:pPr>
+      <w:r>
+        <w:t xml:space="preserve">Å få norsk pass og statsborgerskap så raskt som mulig</w:t>
+      </w:r>
+    </w:p>
+    <w:p>
+      <w:pPr>
+        <w:keepNext w:val="false"/>
+        <w:spacing w:after="30"/>
+        <w:ind w:left="420"/>
+      </w:pPr>
+      <w:r>
+        <w:t xml:space="preserve">Å finne en ny bolig i en annen kommune</w:t>
+      </w:r>
+    </w:p>
+    <w:p>
+      <w:pPr>
+        <w:keepNext/>
+        <w:spacing w:after="60" w:before="180"/>
+      </w:pPr>
+      <w:r>
+        <w:rPr>
+          <w:b/>
+          <w:bCs/>
+        </w:rPr>
+        <w:t xml:space="preserve">302. Hvem tilbyr introduksjonsprogram?</w:t>
+      </w:r>
+    </w:p>
+    <w:p>
+      <w:pPr>
+        <w:keepNext/>
+        <w:spacing w:after="30"/>
+        <w:ind w:left="420"/>
+      </w:pPr>
+      <w:r>
+        <w:t xml:space="preserve">Kommunen</w:t>
+      </w:r>
+    </w:p>
+    <w:p>
+      <w:pPr>
+        <w:keepNext/>
+        <w:spacing w:after="30"/>
+        <w:ind w:left="420"/>
+      </w:pPr>
+      <w:r>
+        <w:t xml:space="preserve">Arbeidsgiveren</w:t>
+      </w:r>
+    </w:p>
+    <w:p>
+      <w:pPr>
+        <w:keepNext w:val="false"/>
+        <w:spacing w:after="30"/>
+        <w:ind w:left="420"/>
+      </w:pPr>
+      <w:r>
+        <w:t xml:space="preserve">Politiet</w:t>
+      </w:r>
+    </w:p>
+    <w:p>
+      <w:pPr>
+        <w:keepNext/>
+        <w:spacing w:after="60" w:before="180"/>
+      </w:pPr>
+      <w:r>
+        <w:rPr>
+          <w:b/>
+          <w:bCs/>
+        </w:rPr>
+        <w:t xml:space="preserve">303. Hvem får tilbud om introduksjonsprogram?</w:t>
+      </w:r>
+    </w:p>
+    <w:p>
+      <w:pPr>
+        <w:keepNext/>
+        <w:spacing w:after="30"/>
+        <w:ind w:left="420"/>
+      </w:pPr>
+      <w:r>
+        <w:t xml:space="preserve">Flyktninger som har fått opphold</w:t>
+      </w:r>
+    </w:p>
+    <w:p>
+      <w:pPr>
+        <w:keepNext/>
+        <w:spacing w:after="30"/>
+        <w:ind w:left="420"/>
+      </w:pPr>
+      <w:r>
+        <w:t xml:space="preserve">Arbeidsinnvandrere fra EU</w:t>
+      </w:r>
+    </w:p>
+    <w:p>
+      <w:pPr>
+        <w:keepNext w:val="false"/>
+        <w:spacing w:after="30"/>
+        <w:ind w:left="420"/>
+      </w:pPr>
+      <w:r>
+        <w:t xml:space="preserve">Studenter fra utlandet</w:t>
+      </w:r>
+    </w:p>
+    <w:p>
+      <w:pPr>
+        <w:keepNext/>
+        <w:spacing w:after="60" w:before="180"/>
+      </w:pPr>
+      <w:r>
+        <w:rPr>
+          <w:b/>
+          <w:bCs/>
+        </w:rPr>
+        <w:t xml:space="preserve">304. Hvor lenge kan et introduksjonsprogram vare?</w:t>
+      </w:r>
+    </w:p>
+    <w:p>
+      <w:pPr>
+        <w:keepNext/>
+        <w:spacing w:after="30"/>
+        <w:ind w:left="420"/>
+      </w:pPr>
+      <w:r>
+        <w:t xml:space="preserve">Fra tre måneder til tre år</w:t>
+      </w:r>
+    </w:p>
+    <w:p>
+      <w:pPr>
+        <w:keepNext/>
+        <w:spacing w:after="30"/>
+        <w:ind w:left="420"/>
+      </w:pPr>
+      <w:r>
+        <w:t xml:space="preserve">Fra én uke til noen få måneder</w:t>
+      </w:r>
+    </w:p>
+    <w:p>
+      <w:pPr>
+        <w:keepNext w:val="false"/>
+        <w:spacing w:after="30"/>
+        <w:ind w:left="420"/>
+      </w:pPr>
+      <w:r>
+        <w:t xml:space="preserve">Fra fem år til ti år, hvis man ønsker det</w:t>
+      </w:r>
+    </w:p>
+    <w:p>
+      <w:pPr>
+        <w:keepNext/>
+        <w:spacing w:after="60" w:before="180"/>
+      </w:pPr>
+      <w:r>
+        <w:rPr>
+          <w:b/>
+          <w:bCs/>
+        </w:rPr>
+        <w:t xml:space="preserve">305. Hva får deltakere i introduksjonsprogrammet?</w:t>
+      </w:r>
+    </w:p>
+    <w:p>
+      <w:pPr>
+        <w:keepNext/>
+        <w:spacing w:after="30"/>
+        <w:ind w:left="420"/>
+      </w:pPr>
+      <w:r>
+        <w:t xml:space="preserve">Økonomisk støtte</w:t>
+      </w:r>
+    </w:p>
+    <w:p>
+      <w:pPr>
+        <w:keepNext/>
+        <w:spacing w:after="30"/>
+        <w:ind w:left="420"/>
+      </w:pPr>
+      <w:r>
+        <w:t xml:space="preserve">Gratis bil</w:t>
+      </w:r>
+    </w:p>
+    <w:p>
+      <w:pPr>
+        <w:keepNext w:val="false"/>
+        <w:spacing w:after="30"/>
+        <w:ind w:left="420"/>
+      </w:pPr>
+      <w:r>
+        <w:t xml:space="preserve">Norsk pass</w:t>
+      </w:r>
+    </w:p>
+    <w:p>
+      <w:pPr>
+        <w:keepNext/>
+        <w:spacing w:after="60" w:before="180"/>
+      </w:pPr>
+      <w:r>
+        <w:rPr>
+          <w:b/>
+          <w:bCs/>
+        </w:rPr>
+        <w:t xml:space="preserve">306. Hvorfor får deltakerne økonomisk støtte?</w:t>
+      </w:r>
+    </w:p>
+    <w:p>
+      <w:pPr>
+        <w:keepNext/>
+        <w:spacing w:after="30"/>
+        <w:ind w:left="420"/>
+      </w:pPr>
+      <w:r>
+        <w:t xml:space="preserve">Slik at de kan leve mens de lærer norsk</w:t>
+      </w:r>
+    </w:p>
+    <w:p>
+      <w:pPr>
+        <w:keepNext/>
+        <w:spacing w:after="30"/>
+        <w:ind w:left="420"/>
+      </w:pPr>
+      <w:r>
+        <w:t xml:space="preserve">Fordi de har fått gode karakterer i norskprøven</w:t>
+      </w:r>
+    </w:p>
+    <w:p>
+      <w:pPr>
+        <w:keepNext w:val="false"/>
+        <w:spacing w:after="30"/>
+        <w:ind w:left="420"/>
+      </w:pPr>
+      <w:r>
+        <w:t xml:space="preserve">Fordi de skal betale for kurset</w:t>
+      </w:r>
+    </w:p>
+    <w:p>
+      <w:pPr>
+        <w:keepNext/>
+        <w:spacing w:after="60" w:before="180"/>
+      </w:pPr>
+      <w:r>
+        <w:rPr>
+          <w:b/>
+          <w:bCs/>
+        </w:rPr>
+        <w:t xml:space="preserve">307. Hva er en del av introduksjonsprogrammet?</w:t>
+      </w:r>
+    </w:p>
+    <w:p>
+      <w:pPr>
+        <w:keepNext/>
+        <w:spacing w:after="30"/>
+        <w:ind w:left="420"/>
+      </w:pPr>
+      <w:r>
+        <w:t xml:space="preserve">Opplæring i norsk</w:t>
+      </w:r>
+    </w:p>
+    <w:p>
+      <w:pPr>
+        <w:keepNext/>
+        <w:spacing w:after="30"/>
+        <w:ind w:left="420"/>
+      </w:pPr>
+      <w:r>
+        <w:t xml:space="preserve">Betalt reise hjem</w:t>
+      </w:r>
+    </w:p>
+    <w:p>
+      <w:pPr>
+        <w:keepNext w:val="false"/>
+        <w:spacing w:after="30"/>
+        <w:ind w:left="420"/>
+      </w:pPr>
+      <w:r>
+        <w:t xml:space="preserve">Studier i utlandet</w:t>
+      </w:r>
+    </w:p>
+    <w:p>
+      <w:pPr>
+        <w:keepNext/>
+        <w:spacing w:after="60" w:before="180"/>
+      </w:pPr>
+      <w:r>
+        <w:rPr>
+          <w:b/>
+          <w:bCs/>
+        </w:rPr>
+        <w:t xml:space="preserve">308. Hva betyr ordet «integrering»?</w:t>
+      </w:r>
+    </w:p>
+    <w:p>
+      <w:pPr>
+        <w:keepNext/>
+        <w:spacing w:after="30"/>
+        <w:ind w:left="420"/>
+      </w:pPr>
+      <w:r>
+        <w:t xml:space="preserve">Nyankomne blir en del av samfunnet</w:t>
+      </w:r>
+    </w:p>
+    <w:p>
+      <w:pPr>
+        <w:keepNext/>
+        <w:spacing w:after="30"/>
+        <w:ind w:left="420"/>
+      </w:pPr>
+      <w:r>
+        <w:t xml:space="preserve">Nyankomne må reise hjem igjen</w:t>
+      </w:r>
+    </w:p>
+    <w:p>
+      <w:pPr>
+        <w:keepNext w:val="false"/>
+        <w:spacing w:after="30"/>
+        <w:ind w:left="420"/>
+      </w:pPr>
+      <w:r>
+        <w:t xml:space="preserve">Nyankomne bor i egne områder</w:t>
+      </w:r>
+    </w:p>
+    <w:p>
+      <w:pPr>
+        <w:keepNext/>
+        <w:spacing w:after="60" w:before="180"/>
+      </w:pPr>
+      <w:r>
+        <w:rPr>
+          <w:b/>
+          <w:bCs/>
+        </w:rPr>
+        <w:t xml:space="preserve">309. Hva heter loven om introduksjonsprogrammet?</w:t>
+      </w:r>
+    </w:p>
+    <w:p>
+      <w:pPr>
+        <w:keepNext/>
+        <w:spacing w:after="30"/>
+        <w:ind w:left="420"/>
+      </w:pPr>
+      <w:r>
+        <w:t xml:space="preserve">Integreringsloven</w:t>
+      </w:r>
+    </w:p>
+    <w:p>
+      <w:pPr>
+        <w:keepNext/>
+        <w:spacing w:after="30"/>
+        <w:ind w:left="420"/>
+      </w:pPr>
+      <w:r>
+        <w:t xml:space="preserve">Folketrygdloven</w:t>
+      </w:r>
+    </w:p>
+    <w:p>
+      <w:pPr>
+        <w:keepNext w:val="false"/>
+        <w:spacing w:after="30"/>
+        <w:ind w:left="420"/>
+      </w:pPr>
+      <w:r>
+        <w:t xml:space="preserve">Utlendingsloven</w:t>
+      </w:r>
+    </w:p>
+    <w:p>
+      <w:pPr>
+        <w:keepNext/>
+        <w:spacing w:after="60" w:before="180"/>
+      </w:pPr>
+      <w:r>
+        <w:rPr>
+          <w:b/>
+          <w:bCs/>
+        </w:rPr>
+        <w:t xml:space="preserve">310. Hvem har vedtatt integreringsloven?</w:t>
+      </w:r>
+    </w:p>
+    <w:p>
+      <w:pPr>
+        <w:keepNext/>
+        <w:spacing w:after="30"/>
+        <w:ind w:left="420"/>
+      </w:pPr>
+      <w:r>
+        <w:t xml:space="preserve">Stortinget</w:t>
+      </w:r>
+    </w:p>
+    <w:p>
+      <w:pPr>
+        <w:keepNext/>
+        <w:spacing w:after="30"/>
+        <w:ind w:left="420"/>
+      </w:pPr>
+      <w:r>
+        <w:t xml:space="preserve">Kommunen</w:t>
+      </w:r>
+    </w:p>
+    <w:p>
+      <w:pPr>
+        <w:keepNext w:val="false"/>
+        <w:spacing w:after="30"/>
+        <w:ind w:left="420"/>
+      </w:pPr>
+      <w:r>
+        <w:t xml:space="preserve">UDI</w:t>
+      </w:r>
+    </w:p>
+    <w:p>
+      <w:pPr>
+        <w:keepNext/>
+        <w:spacing w:after="60" w:before="180"/>
+      </w:pPr>
+      <w:r>
+        <w:rPr>
+          <w:b/>
+          <w:bCs/>
+        </w:rPr>
+        <w:t xml:space="preserve">311. Hvor kan en flyktning spørre om introduksjonsprogrammet?</w:t>
+      </w:r>
+    </w:p>
+    <w:p>
+      <w:pPr>
+        <w:keepNext/>
+        <w:spacing w:after="30"/>
+        <w:ind w:left="420"/>
+      </w:pPr>
+      <w:r>
+        <w:t xml:space="preserve">I kommunen der personen bor</w:t>
+      </w:r>
+    </w:p>
+    <w:p>
+      <w:pPr>
+        <w:keepNext/>
+        <w:spacing w:after="30"/>
+        <w:ind w:left="420"/>
+      </w:pPr>
+      <w:r>
+        <w:t xml:space="preserve">Hos politiet i nærmeste by</w:t>
+      </w:r>
+    </w:p>
+    <w:p>
+      <w:pPr>
+        <w:keepNext w:val="false"/>
+        <w:spacing w:after="30"/>
+        <w:ind w:left="420"/>
+      </w:pPr>
+      <w:r>
+        <w:t xml:space="preserve">Hos banken som personen bruker</w:t>
+      </w:r>
+    </w:p>
+    <w:p>
+      <w:pPr>
+        <w:keepNext/>
+        <w:spacing w:after="60" w:before="180"/>
+      </w:pPr>
+      <w:r>
+        <w:rPr>
+          <w:b/>
+          <w:bCs/>
+        </w:rPr>
+        <w:t xml:space="preserve">312. Omtrent hvor mange mennesker bor i Norge?</w:t>
+      </w:r>
+    </w:p>
+    <w:p>
+      <w:pPr>
+        <w:keepNext/>
+        <w:spacing w:after="30"/>
+        <w:ind w:left="420"/>
+      </w:pPr>
+      <w:r>
+        <w:t xml:space="preserve">Over fem millioner</w:t>
+      </w:r>
+    </w:p>
+    <w:p>
+      <w:pPr>
+        <w:keepNext/>
+        <w:spacing w:after="30"/>
+        <w:ind w:left="420"/>
+      </w:pPr>
+      <w:r>
+        <w:t xml:space="preserve">Omtrent én million</w:t>
+      </w:r>
+    </w:p>
+    <w:p>
+      <w:pPr>
+        <w:keepNext w:val="false"/>
+        <w:spacing w:after="30"/>
+        <w:ind w:left="420"/>
+      </w:pPr>
+      <w:r>
+        <w:t xml:space="preserve">Nesten ti millioner</w:t>
+      </w:r>
+    </w:p>
+    <w:p>
+      <w:pPr>
+        <w:keepNext/>
+        <w:spacing w:after="60" w:before="180"/>
+      </w:pPr>
+      <w:r>
+        <w:rPr>
+          <w:b/>
+          <w:bCs/>
+        </w:rPr>
+        <w:t xml:space="preserve">313. Hva slags styre har Norge?</w:t>
+      </w:r>
+    </w:p>
+    <w:p>
+      <w:pPr>
+        <w:keepNext/>
+        <w:spacing w:after="30"/>
+        <w:ind w:left="420"/>
+      </w:pPr>
+      <w:r>
+        <w:t xml:space="preserve">Et demokrati der kongen har en symbolsk rolle</w:t>
+      </w:r>
+    </w:p>
+    <w:p>
+      <w:pPr>
+        <w:keepNext/>
+        <w:spacing w:after="30"/>
+        <w:ind w:left="420"/>
+      </w:pPr>
+      <w:r>
+        <w:t xml:space="preserve">Et demokrati der kongen bestemmer over landets lover</w:t>
+      </w:r>
+    </w:p>
+    <w:p>
+      <w:pPr>
+        <w:keepNext w:val="false"/>
+        <w:spacing w:after="30"/>
+        <w:ind w:left="420"/>
+      </w:pPr>
+      <w:r>
+        <w:t xml:space="preserve">Et land uten konge og uten valg</w:t>
+      </w:r>
+    </w:p>
+    <w:p>
+      <w:pPr>
+        <w:keepNext/>
+        <w:spacing w:after="60" w:before="180"/>
+      </w:pPr>
+      <w:r>
+        <w:rPr>
+          <w:b/>
+          <w:bCs/>
+        </w:rPr>
+        <w:t xml:space="preserve">314. Hvor ofte er det stortingsvalg i Norge?</w:t>
+      </w:r>
+    </w:p>
+    <w:p>
+      <w:pPr>
+        <w:keepNext/>
+        <w:spacing w:after="30"/>
+        <w:ind w:left="420"/>
+      </w:pPr>
+      <w:r>
+        <w:t xml:space="preserve">Hvert fjerde år</w:t>
+      </w:r>
+    </w:p>
+    <w:p>
+      <w:pPr>
+        <w:keepNext/>
+        <w:spacing w:after="30"/>
+        <w:ind w:left="420"/>
+      </w:pPr>
+      <w:r>
+        <w:t xml:space="preserve">Hvert annet år</w:t>
+      </w:r>
+    </w:p>
+    <w:p>
+      <w:pPr>
+        <w:keepNext w:val="false"/>
+        <w:spacing w:after="30"/>
+        <w:ind w:left="420"/>
+      </w:pPr>
+      <w:r>
+        <w:t xml:space="preserve">Hvert tiende år</w:t>
+      </w:r>
+    </w:p>
+    <w:p>
+      <w:pPr>
+        <w:keepNext/>
+        <w:spacing w:after="60" w:before="180"/>
+      </w:pPr>
+      <w:r>
+        <w:rPr>
+          <w:b/>
+          <w:bCs/>
+        </w:rPr>
+        <w:t xml:space="preserve">315. Hvem kan stemme ved stortingsvalg?</w:t>
+      </w:r>
+    </w:p>
+    <w:p>
+      <w:pPr>
+        <w:keepNext/>
+        <w:spacing w:after="30"/>
+        <w:ind w:left="420"/>
+      </w:pPr>
+      <w:r>
+        <w:t xml:space="preserve">Norske statsborgere som er 18 år eller eldre</w:t>
+      </w:r>
+    </w:p>
+    <w:p>
+      <w:pPr>
+        <w:keepNext/>
+        <w:spacing w:after="30"/>
+        <w:ind w:left="420"/>
+      </w:pPr>
+      <w:r>
+        <w:t xml:space="preserve">Personer som har bodd tre år i Norge</w:t>
+      </w:r>
+    </w:p>
+    <w:p>
+      <w:pPr>
+        <w:keepNext w:val="false"/>
+        <w:spacing w:after="30"/>
+        <w:ind w:left="420"/>
+      </w:pPr>
+      <w:r>
+        <w:t xml:space="preserve">Norske statsborgere fra 16 år</w:t>
+      </w:r>
+    </w:p>
+    <w:p>
+      <w:pPr>
+        <w:keepNext/>
+        <w:spacing w:after="60" w:before="180"/>
+      </w:pPr>
+      <w:r>
+        <w:rPr>
+          <w:b/>
+          <w:bCs/>
+        </w:rPr>
+        <w:t xml:space="preserve">316. Hva betyr velferdsstat?</w:t>
+      </w:r>
+    </w:p>
+    <w:p>
+      <w:pPr>
+        <w:keepNext/>
+        <w:spacing w:after="30"/>
+        <w:ind w:left="420"/>
+      </w:pPr>
+      <w:r>
+        <w:t xml:space="preserve">Staten hjelper innbyggerne med blant annet skole og helse</w:t>
+      </w:r>
+    </w:p>
+    <w:p>
+      <w:pPr>
+        <w:keepNext/>
+        <w:spacing w:after="30"/>
+        <w:ind w:left="420"/>
+      </w:pPr>
+      <w:r>
+        <w:t xml:space="preserve">Staten eier selskapene i landet og bestemmer lønnen</w:t>
+      </w:r>
+    </w:p>
+    <w:p>
+      <w:pPr>
+        <w:keepNext w:val="false"/>
+        <w:spacing w:after="30"/>
+        <w:ind w:left="420"/>
+      </w:pPr>
+      <w:r>
+        <w:t xml:space="preserve">Staten gir innbyggerne like mye penger i året</w:t>
+      </w:r>
+    </w:p>
+    <w:p>
+      <w:pPr>
+        <w:keepNext/>
+        <w:spacing w:after="60" w:before="180"/>
+      </w:pPr>
+      <w:r>
+        <w:rPr>
+          <w:b/>
+          <w:bCs/>
+        </w:rPr>
+        <w:t xml:space="preserve">317. Hva bruker staten til å betale for velferden?</w:t>
+      </w:r>
+    </w:p>
+    <w:p>
+      <w:pPr>
+        <w:keepNext/>
+        <w:spacing w:after="30"/>
+        <w:ind w:left="420"/>
+      </w:pPr>
+      <w:r>
+        <w:t xml:space="preserve">Skatt som innbyggerne betaler</w:t>
+      </w:r>
+    </w:p>
+    <w:p>
+      <w:pPr>
+        <w:keepNext/>
+        <w:spacing w:after="30"/>
+        <w:ind w:left="420"/>
+      </w:pPr>
+      <w:r>
+        <w:t xml:space="preserve">Penger fra andre land i EU</w:t>
+      </w:r>
+    </w:p>
+    <w:p>
+      <w:pPr>
+        <w:keepNext w:val="false"/>
+        <w:spacing w:after="30"/>
+        <w:ind w:left="420"/>
+      </w:pPr>
+      <w:r>
+        <w:t xml:space="preserve">Penger som kongen eier</w:t>
+      </w:r>
+    </w:p>
+    <w:p>
+      <w:pPr>
+        <w:keepNext/>
+        <w:spacing w:after="60" w:before="180"/>
+      </w:pPr>
+      <w:r>
+        <w:rPr>
+          <w:b/>
+          <w:bCs/>
+        </w:rPr>
+        <w:t xml:space="preserve">318. Når feirer Norge nasjonaldagen?</w:t>
+      </w:r>
+    </w:p>
+    <w:p>
+      <w:pPr>
+        <w:keepNext/>
+        <w:spacing w:after="30"/>
+        <w:ind w:left="420"/>
+      </w:pPr>
+      <w:r>
+        <w:t xml:space="preserve">17. mai</w:t>
+      </w:r>
+    </w:p>
+    <w:p>
+      <w:pPr>
+        <w:keepNext/>
+        <w:spacing w:after="30"/>
+        <w:ind w:left="420"/>
+      </w:pPr>
+      <w:r>
+        <w:t xml:space="preserve">1. mai</w:t>
+      </w:r>
+    </w:p>
+    <w:p>
+      <w:pPr>
+        <w:keepNext w:val="false"/>
+        <w:spacing w:after="30"/>
+        <w:ind w:left="420"/>
+      </w:pPr>
+      <w:r>
+        <w:t xml:space="preserve">8. mai</w:t>
+      </w:r>
+    </w:p>
+    <w:p>
+      <w:pPr>
+        <w:keepNext/>
+        <w:spacing w:after="60" w:before="180"/>
+      </w:pPr>
+      <w:r>
+        <w:rPr>
+          <w:b/>
+          <w:bCs/>
+        </w:rPr>
+        <w:t xml:space="preserve">319. Hvilket år fikk Norge grunnloven sin?</w:t>
+      </w:r>
+    </w:p>
+    <w:p>
+      <w:pPr>
+        <w:keepNext/>
+        <w:spacing w:after="30"/>
+        <w:ind w:left="420"/>
+      </w:pPr>
+      <w:r>
+        <w:t xml:space="preserve">1814</w:t>
+      </w:r>
+    </w:p>
+    <w:p>
+      <w:pPr>
+        <w:keepNext/>
+        <w:spacing w:after="30"/>
+        <w:ind w:left="420"/>
+      </w:pPr>
+      <w:r>
+        <w:t xml:space="preserve">1905</w:t>
+      </w:r>
+    </w:p>
+    <w:p>
+      <w:pPr>
+        <w:keepNext w:val="false"/>
+        <w:spacing w:after="30"/>
+        <w:ind w:left="420"/>
+      </w:pPr>
+      <w:r>
+        <w:t xml:space="preserve">1945</w:t>
+      </w:r>
+    </w:p>
+    <w:p>
+      <w:pPr>
+        <w:keepNext/>
+        <w:spacing w:after="60" w:before="180"/>
+      </w:pPr>
+      <w:r>
+        <w:rPr>
+          <w:b/>
+          <w:bCs/>
+        </w:rPr>
+        <w:t xml:space="preserve">320. Hvilken union gikk Norge ut av i 1905?</w:t>
+      </w:r>
+    </w:p>
+    <w:p>
+      <w:pPr>
+        <w:keepNext/>
+        <w:spacing w:after="30"/>
+        <w:ind w:left="420"/>
+      </w:pPr>
+      <w:r>
+        <w:t xml:space="preserve">Unionen med Sverige</w:t>
+      </w:r>
+    </w:p>
+    <w:p>
+      <w:pPr>
+        <w:keepNext/>
+        <w:spacing w:after="30"/>
+        <w:ind w:left="420"/>
+      </w:pPr>
+      <w:r>
+        <w:t xml:space="preserve">Unionen med Danmark</w:t>
+      </w:r>
+    </w:p>
+    <w:p>
+      <w:pPr>
+        <w:keepNext w:val="false"/>
+        <w:spacing w:after="30"/>
+        <w:ind w:left="420"/>
+      </w:pPr>
+      <w:r>
+        <w:t xml:space="preserve">Unionen med Finland</w:t>
       </w:r>
     </w:p>
     <w:sectPr>
